--- a/WebContent/docx/188基因检测报告-沈阳胸科-单样本.docx
+++ b/WebContent/docx/188基因检测报告-沈阳胸科-单样本.docx
@@ -116,6 +116,12 @@
                                   <w:insideH w:val="none" w:color="auto" w:sz="0" w:space="0"/>
                                   <w:insideV w:val="none" w:color="auto" w:sz="0" w:space="0"/>
                                 </w:tblBorders>
+                                <w:tblCellMar>
+                                  <w:top w:w="0" w:type="dxa"/>
+                                  <w:left w:w="108" w:type="dxa"/>
+                                  <w:bottom w:w="0" w:type="dxa"/>
+                                  <w:right w:w="108" w:type="dxa"/>
+                                </w:tblCellMar>
                               </w:tblPrEx>
                               <w:trPr>
                                 <w:trHeight w:val="667" w:hRule="atLeast"/>
@@ -836,7 +842,7 @@
                                 <w:rFonts w:ascii="微软雅黑" w:hAnsi="微软雅黑" w:eastAsia="微软雅黑" w:cs="微软雅黑"/>
                                 <w:b/>
                                 <w:bCs/>
-                                <w:color w:val="7F7F7F" w:themeColor="background1" w:themeShade="80"/>
+                                <w:color w:val="808080" w:themeColor="background1" w:themeShade="80"/>
                                 <w:sz w:val="44"/>
                                 <w:szCs w:val="44"/>
                               </w:rPr>
@@ -846,7 +852,7 @@
                                 <w:rFonts w:hint="eastAsia" w:ascii="微软雅黑" w:hAnsi="微软雅黑" w:eastAsia="微软雅黑" w:cs="微软雅黑"/>
                                 <w:b/>
                                 <w:bCs/>
-                                <w:color w:val="7F7F7F" w:themeColor="background1" w:themeShade="80"/>
+                                <w:color w:val="808080" w:themeColor="background1" w:themeShade="80"/>
                                 <w:sz w:val="44"/>
                                 <w:szCs w:val="44"/>
                               </w:rPr>
@@ -886,7 +892,7 @@
                           <w:rFonts w:ascii="微软雅黑" w:hAnsi="微软雅黑" w:eastAsia="微软雅黑" w:cs="微软雅黑"/>
                           <w:b/>
                           <w:bCs/>
-                          <w:color w:val="7F7F7F" w:themeColor="background1" w:themeShade="80"/>
+                          <w:color w:val="808080" w:themeColor="background1" w:themeShade="80"/>
                           <w:sz w:val="44"/>
                           <w:szCs w:val="44"/>
                         </w:rPr>
@@ -896,7 +902,7 @@
                           <w:rFonts w:hint="eastAsia" w:ascii="微软雅黑" w:hAnsi="微软雅黑" w:eastAsia="微软雅黑" w:cs="微软雅黑"/>
                           <w:b/>
                           <w:bCs/>
-                          <w:color w:val="7F7F7F" w:themeColor="background1" w:themeShade="80"/>
+                          <w:color w:val="808080" w:themeColor="background1" w:themeShade="80"/>
                           <w:sz w:val="44"/>
                           <w:szCs w:val="44"/>
                         </w:rPr>
@@ -4047,12 +4053,12 @@
           <w:docGrid w:linePitch="299" w:charSpace="0"/>
         </w:sectPr>
       </w:pPr>
-      <w:bookmarkStart w:id="0" w:name="_Toc13806"/>
-      <w:bookmarkStart w:id="1" w:name="_Toc24178_WPSOffice_Level1"/>
+      <w:bookmarkStart w:id="0" w:name="_Toc24178_WPSOffice_Level1"/>
+      <w:bookmarkStart w:id="1" w:name="_Toc3619"/>
       <w:bookmarkStart w:id="2" w:name="_Toc21669"/>
-      <w:bookmarkStart w:id="3" w:name="_Toc3619"/>
-      <w:bookmarkStart w:id="4" w:name="_Toc21009_WPSOffice_Level1"/>
-      <w:bookmarkStart w:id="5" w:name="_Toc30143_WPSOffice_Level1"/>
+      <w:bookmarkStart w:id="3" w:name="_Toc21009_WPSOffice_Level1"/>
+      <w:bookmarkStart w:id="4" w:name="_Toc30143_WPSOffice_Level1"/>
+      <w:bookmarkStart w:id="5" w:name="_Toc13806"/>
     </w:p>
     <w:p>
       <w:pPr>
@@ -4065,11 +4071,11 @@
           <w:lang w:eastAsia="zh-CN"/>
         </w:rPr>
       </w:pPr>
-      <w:bookmarkStart w:id="6" w:name="_Toc28027"/>
-      <w:bookmarkStart w:id="7" w:name="_Toc3096"/>
+      <w:bookmarkStart w:id="6" w:name="_Toc3096"/>
+      <w:bookmarkStart w:id="7" w:name="_Toc28027"/>
       <w:bookmarkStart w:id="8" w:name="_Toc8037"/>
-      <w:bookmarkStart w:id="9" w:name="_Toc55"/>
-      <w:bookmarkStart w:id="10" w:name="_Toc99614286"/>
+      <w:bookmarkStart w:id="9" w:name="_Toc99614286"/>
+      <w:bookmarkStart w:id="10" w:name="_Toc55"/>
       <w:r>
         <w:rPr>
           <w:rFonts w:hint="eastAsia" w:ascii="Times New Roman" w:hAnsi="Times New Roman" w:eastAsia="微软雅黑" w:cs="微软雅黑"/>
@@ -4166,6 +4172,13 @@
             <w:insideH w:val="single" w:color="43A5A1" w:sz="4" w:space="0"/>
             <w:insideV w:val="single" w:color="43A5A1" w:sz="4" w:space="0"/>
           </w:tblBorders>
+          <w:shd w:val="clear" w:color="auto" w:fill="auto"/>
+          <w:tblCellMar>
+            <w:top w:w="0" w:type="dxa"/>
+            <w:left w:w="108" w:type="dxa"/>
+            <w:bottom w:w="0" w:type="dxa"/>
+            <w:right w:w="108" w:type="dxa"/>
+          </w:tblCellMar>
         </w:tblPrEx>
         <w:trPr>
           <w:trHeight w:val="386" w:hRule="atLeast"/>
@@ -4329,6 +4342,719 @@
                 <w:lang w:val="en-US" w:eastAsia="zh-CN" w:bidi="ar"/>
               </w:rPr>
               <w:t>{{ hospital }}</w:t>
+            </w:r>
+          </w:p>
+        </w:tc>
+      </w:tr>
+      <w:tr>
+        <w:tblPrEx>
+          <w:tblBorders>
+            <w:top w:val="single" w:color="43A5A1" w:sz="18" w:space="0"/>
+            <w:left w:val="none" w:color="auto" w:sz="0" w:space="0"/>
+            <w:bottom w:val="single" w:color="43A5A1" w:sz="4" w:space="0"/>
+            <w:right w:val="none" w:color="auto" w:sz="0" w:space="0"/>
+            <w:insideH w:val="single" w:color="43A5A1" w:sz="4" w:space="0"/>
+            <w:insideV w:val="single" w:color="43A5A1" w:sz="4" w:space="0"/>
+          </w:tblBorders>
+          <w:tblCellMar>
+            <w:top w:w="0" w:type="dxa"/>
+            <w:left w:w="108" w:type="dxa"/>
+            <w:bottom w:w="0" w:type="dxa"/>
+            <w:right w:w="108" w:type="dxa"/>
+          </w:tblCellMar>
+        </w:tblPrEx>
+        <w:trPr>
+          <w:trHeight w:val="386" w:hRule="atLeast"/>
+          <w:jc w:val="center"/>
+        </w:trPr>
+        <w:tc>
+          <w:tcPr>
+            <w:tcW w:w="3231" w:type="dxa"/>
+            <w:tcBorders>
+              <w:tl2br w:val="nil"/>
+              <w:tr2bl w:val="nil"/>
+            </w:tcBorders>
+            <w:shd w:val="clear" w:color="auto" w:fill="auto"/>
+            <w:vAlign w:val="center"/>
+          </w:tcPr>
+          <w:p>
+            <w:pPr>
+              <w:jc w:val="both"/>
+              <w:rPr>
+                <w:rFonts w:ascii="Times New Roman" w:hAnsi="Times New Roman" w:eastAsia="微软雅黑" w:cs="Times New Roman"/>
+                <w:bCs/>
+                <w:color w:val="000000"/>
+                <w:sz w:val="21"/>
+                <w:szCs w:val="21"/>
+                <w:lang w:eastAsia="zh-CN"/>
+              </w:rPr>
+            </w:pPr>
+            <w:r>
+              <w:rPr>
+                <w:rFonts w:ascii="Times New Roman" w:hAnsi="Times New Roman" w:eastAsia="微软雅黑" w:cs="Times New Roman"/>
+                <w:bCs/>
+                <w:color w:val="000000"/>
+                <w:sz w:val="21"/>
+                <w:szCs w:val="21"/>
+                <w:lang w:eastAsia="zh-CN"/>
+              </w:rPr>
+              <w:t>性</w:t>
+            </w:r>
+            <w:r>
+              <w:rPr>
+                <w:rFonts w:hint="eastAsia" w:ascii="Times New Roman" w:hAnsi="Times New Roman" w:eastAsia="微软雅黑" w:cs="Times New Roman"/>
+                <w:bCs/>
+                <w:color w:val="000000"/>
+                <w:sz w:val="21"/>
+                <w:szCs w:val="21"/>
+                <w:lang w:eastAsia="zh-CN"/>
+              </w:rPr>
+              <w:t xml:space="preserve">    </w:t>
+            </w:r>
+            <w:r>
+              <w:rPr>
+                <w:rFonts w:ascii="Times New Roman" w:hAnsi="Times New Roman" w:eastAsia="微软雅黑" w:cs="Times New Roman"/>
+                <w:bCs/>
+                <w:color w:val="000000"/>
+                <w:sz w:val="21"/>
+                <w:szCs w:val="21"/>
+                <w:lang w:eastAsia="zh-CN"/>
+              </w:rPr>
+              <w:t>别：</w:t>
+            </w:r>
+            <w:r>
+              <w:rPr>
+                <w:rFonts w:hint="eastAsia" w:ascii="Times New Roman" w:hAnsi="Times New Roman" w:eastAsia="微软雅黑" w:cs="Times New Roman"/>
+                <w:bCs/>
+                <w:color w:val="000000"/>
+                <w:sz w:val="21"/>
+                <w:szCs w:val="21"/>
+                <w:lang w:eastAsia="zh-CN"/>
+              </w:rPr>
+              <w:t>{{ sex }}</w:t>
+            </w:r>
+          </w:p>
+        </w:tc>
+        <w:tc>
+          <w:tcPr>
+            <w:tcW w:w="3253" w:type="dxa"/>
+            <w:tcBorders>
+              <w:tl2br w:val="nil"/>
+              <w:tr2bl w:val="nil"/>
+            </w:tcBorders>
+            <w:shd w:val="clear" w:color="auto" w:fill="auto"/>
+            <w:vAlign w:val="center"/>
+          </w:tcPr>
+          <w:p>
+            <w:pPr>
+              <w:jc w:val="both"/>
+              <w:rPr>
+                <w:rFonts w:ascii="Times New Roman" w:hAnsi="Times New Roman" w:eastAsia="微软雅黑" w:cs="Times New Roman"/>
+                <w:color w:val="000000"/>
+                <w:sz w:val="21"/>
+                <w:szCs w:val="21"/>
+                <w:lang w:val="en-US" w:eastAsia="zh-CN" w:bidi="ar-SA"/>
+              </w:rPr>
+            </w:pPr>
+            <w:r>
+              <w:rPr>
+                <w:rFonts w:ascii="Times New Roman" w:hAnsi="Times New Roman" w:eastAsia="微软雅黑" w:cs="Times New Roman"/>
+                <w:color w:val="000000"/>
+                <w:sz w:val="21"/>
+                <w:szCs w:val="21"/>
+                <w:lang w:eastAsia="zh-CN"/>
+              </w:rPr>
+              <w:t>送检医生：</w:t>
+            </w:r>
+            <w:r>
+              <w:rPr>
+                <w:rFonts w:hint="eastAsia" w:ascii="Times New Roman" w:hAnsi="Times New Roman" w:eastAsia="微软雅黑" w:cs="Times New Roman"/>
+                <w:color w:val="000000"/>
+                <w:sz w:val="21"/>
+                <w:szCs w:val="21"/>
+                <w:lang w:eastAsia="zh-CN" w:bidi="ar"/>
+              </w:rPr>
+              <w:t>{{</w:t>
+            </w:r>
+            <w:r>
+              <w:t xml:space="preserve"> </w:t>
+            </w:r>
+            <w:r>
+              <w:rPr>
+                <w:rFonts w:ascii="Times New Roman" w:hAnsi="Times New Roman" w:eastAsia="微软雅黑" w:cs="Times New Roman"/>
+                <w:color w:val="000000"/>
+                <w:sz w:val="21"/>
+                <w:szCs w:val="21"/>
+                <w:lang w:eastAsia="zh-CN" w:bidi="ar"/>
+              </w:rPr>
+              <w:t>doctorname</w:t>
+            </w:r>
+            <w:r>
+              <w:rPr>
+                <w:rFonts w:hint="eastAsia" w:ascii="Times New Roman" w:hAnsi="Times New Roman" w:eastAsia="微软雅黑" w:cs="Times New Roman"/>
+                <w:color w:val="000000"/>
+                <w:sz w:val="21"/>
+                <w:szCs w:val="21"/>
+                <w:lang w:eastAsia="zh-CN" w:bidi="ar"/>
+              </w:rPr>
+              <w:t xml:space="preserve"> }}</w:t>
+            </w:r>
+          </w:p>
+        </w:tc>
+        <w:tc>
+          <w:tcPr>
+            <w:tcW w:w="3386" w:type="dxa"/>
+            <w:tcBorders>
+              <w:tl2br w:val="nil"/>
+              <w:tr2bl w:val="nil"/>
+            </w:tcBorders>
+            <w:shd w:val="clear" w:color="auto" w:fill="auto"/>
+            <w:vAlign w:val="center"/>
+          </w:tcPr>
+          <w:p>
+            <w:pPr>
+              <w:jc w:val="both"/>
+              <w:rPr>
+                <w:rFonts w:ascii="Times New Roman" w:hAnsi="Times New Roman" w:eastAsia="微软雅黑" w:cs="Times New Roman"/>
+                <w:bCs/>
+                <w:color w:val="000000"/>
+                <w:sz w:val="21"/>
+                <w:szCs w:val="21"/>
+                <w:lang w:eastAsia="zh-CN"/>
+              </w:rPr>
+            </w:pPr>
+            <w:r>
+              <w:rPr>
+                <w:rFonts w:hint="eastAsia" w:ascii="Times New Roman" w:hAnsi="Times New Roman" w:eastAsia="微软雅黑" w:cs="Times New Roman"/>
+                <w:bCs/>
+                <w:color w:val="000000"/>
+                <w:sz w:val="21"/>
+                <w:szCs w:val="21"/>
+                <w:highlight w:val="none"/>
+                <w:lang w:eastAsia="zh-CN"/>
+              </w:rPr>
+              <w:t>病 理 号</w:t>
+            </w:r>
+            <w:r>
+              <w:rPr>
+                <w:rFonts w:ascii="Times New Roman" w:hAnsi="Times New Roman" w:eastAsia="微软雅黑" w:cs="Times New Roman"/>
+                <w:bCs/>
+                <w:color w:val="000000"/>
+                <w:sz w:val="21"/>
+                <w:szCs w:val="21"/>
+                <w:highlight w:val="none"/>
+                <w:lang w:eastAsia="zh-CN"/>
+              </w:rPr>
+              <w:t>：</w:t>
+            </w:r>
+            <w:r>
+              <w:rPr>
+                <w:rFonts w:hint="eastAsia" w:ascii="Times New Roman" w:hAnsi="Times New Roman" w:eastAsia="微软雅黑" w:cs="黑体"/>
+                <w:sz w:val="21"/>
+                <w:lang w:eastAsia="zh-CN"/>
+              </w:rPr>
+              <w:t xml:space="preserve">{% if summaryOfRresults.type == </w:t>
+            </w:r>
+            <w:r>
+              <w:rPr>
+                <w:rFonts w:ascii="Times New Roman" w:hAnsi="Times New Roman" w:eastAsia="微软雅黑" w:cs="黑体"/>
+                <w:sz w:val="21"/>
+                <w:lang w:eastAsia="zh-CN"/>
+              </w:rPr>
+              <w:t>“tissue”</w:t>
+            </w:r>
+            <w:r>
+              <w:rPr>
+                <w:rFonts w:hint="eastAsia" w:ascii="Times New Roman" w:hAnsi="Times New Roman" w:eastAsia="微软雅黑" w:cs="黑体"/>
+                <w:sz w:val="21"/>
+                <w:lang w:eastAsia="zh-CN"/>
+              </w:rPr>
+              <w:t xml:space="preserve"> %}</w:t>
+            </w:r>
+            <w:r>
+              <w:rPr>
+                <w:rFonts w:hint="eastAsia" w:ascii="Times New Roman" w:hAnsi="Times New Roman" w:eastAsia="微软雅黑" w:cs="Times New Roman"/>
+                <w:bCs/>
+                <w:color w:val="000000"/>
+                <w:sz w:val="21"/>
+                <w:szCs w:val="21"/>
+                <w:highlight w:val="none"/>
+                <w:lang w:eastAsia="zh-CN"/>
+              </w:rPr>
+              <w:t>{{ specimenno</w:t>
+            </w:r>
+            <w:r>
+              <w:rPr>
+                <w:rFonts w:hint="eastAsia" w:ascii="Times New Roman" w:hAnsi="Times New Roman" w:eastAsia="微软雅黑" w:cs="Times New Roman"/>
+                <w:bCs/>
+                <w:color w:val="000000"/>
+                <w:sz w:val="21"/>
+                <w:szCs w:val="21"/>
+                <w:highlight w:val="none"/>
+                <w:lang w:val="en-US" w:eastAsia="zh-CN"/>
+              </w:rPr>
+              <w:t xml:space="preserve"> </w:t>
+            </w:r>
+            <w:r>
+              <w:rPr>
+                <w:rFonts w:hint="eastAsia" w:ascii="Times New Roman" w:hAnsi="Times New Roman" w:eastAsia="微软雅黑" w:cs="Times New Roman"/>
+                <w:bCs/>
+                <w:color w:val="000000"/>
+                <w:sz w:val="21"/>
+                <w:szCs w:val="21"/>
+                <w:highlight w:val="none"/>
+                <w:lang w:eastAsia="zh-CN"/>
+              </w:rPr>
+              <w:t>}}</w:t>
+            </w:r>
+            <w:r>
+              <w:rPr>
+                <w:rFonts w:hint="eastAsia" w:ascii="Times New Roman" w:hAnsi="Times New Roman" w:eastAsia="微软雅黑" w:cs="黑体"/>
+                <w:sz w:val="21"/>
+                <w:lang w:eastAsia="zh-CN"/>
+              </w:rPr>
+              <w:t>{% else %}</w:t>
+            </w:r>
+            <w:r>
+              <w:rPr>
+                <w:rFonts w:hint="eastAsia" w:ascii="Times New Roman" w:hAnsi="Times New Roman" w:eastAsia="微软雅黑" w:cs="黑体"/>
+                <w:sz w:val="21"/>
+                <w:lang w:val="en-US" w:eastAsia="zh-CN"/>
+              </w:rPr>
+              <w:t>无</w:t>
+            </w:r>
+            <w:r>
+              <w:rPr>
+                <w:rFonts w:hint="eastAsia" w:ascii="Times New Roman" w:hAnsi="Times New Roman" w:eastAsia="微软雅黑" w:cs="黑体"/>
+                <w:sz w:val="21"/>
+                <w:lang w:eastAsia="zh-CN"/>
+              </w:rPr>
+              <w:t>{% endif %}</w:t>
+            </w:r>
+          </w:p>
+        </w:tc>
+      </w:tr>
+      <w:tr>
+        <w:tblPrEx>
+          <w:tblBorders>
+            <w:top w:val="single" w:color="43A5A1" w:sz="18" w:space="0"/>
+            <w:left w:val="none" w:color="auto" w:sz="0" w:space="0"/>
+            <w:bottom w:val="single" w:color="43A5A1" w:sz="4" w:space="0"/>
+            <w:right w:val="none" w:color="auto" w:sz="0" w:space="0"/>
+            <w:insideH w:val="single" w:color="43A5A1" w:sz="4" w:space="0"/>
+            <w:insideV w:val="single" w:color="43A5A1" w:sz="4" w:space="0"/>
+          </w:tblBorders>
+          <w:tblCellMar>
+            <w:top w:w="0" w:type="dxa"/>
+            <w:left w:w="108" w:type="dxa"/>
+            <w:bottom w:w="0" w:type="dxa"/>
+            <w:right w:w="108" w:type="dxa"/>
+          </w:tblCellMar>
+        </w:tblPrEx>
+        <w:trPr>
+          <w:trHeight w:val="386" w:hRule="atLeast"/>
+          <w:jc w:val="center"/>
+        </w:trPr>
+        <w:tc>
+          <w:tcPr>
+            <w:tcW w:w="3231" w:type="dxa"/>
+            <w:tcBorders>
+              <w:tl2br w:val="nil"/>
+              <w:tr2bl w:val="nil"/>
+            </w:tcBorders>
+            <w:shd w:val="clear" w:color="auto" w:fill="auto"/>
+            <w:vAlign w:val="center"/>
+          </w:tcPr>
+          <w:p>
+            <w:pPr>
+              <w:jc w:val="both"/>
+              <w:rPr>
+                <w:rFonts w:ascii="Times New Roman" w:hAnsi="Times New Roman" w:eastAsia="微软雅黑" w:cs="Times New Roman"/>
+                <w:bCs/>
+                <w:color w:val="000000"/>
+                <w:sz w:val="21"/>
+                <w:szCs w:val="21"/>
+                <w:lang w:eastAsia="zh-CN"/>
+              </w:rPr>
+            </w:pPr>
+            <w:r>
+              <w:rPr>
+                <w:rFonts w:ascii="Times New Roman" w:hAnsi="Times New Roman" w:eastAsia="微软雅黑" w:cs="Times New Roman"/>
+                <w:bCs/>
+                <w:color w:val="000000"/>
+                <w:sz w:val="21"/>
+                <w:szCs w:val="21"/>
+                <w:lang w:eastAsia="zh-CN"/>
+              </w:rPr>
+              <w:t>年</w:t>
+            </w:r>
+            <w:r>
+              <w:rPr>
+                <w:rFonts w:hint="eastAsia" w:ascii="Times New Roman" w:hAnsi="Times New Roman" w:eastAsia="微软雅黑" w:cs="Times New Roman"/>
+                <w:bCs/>
+                <w:color w:val="000000"/>
+                <w:sz w:val="21"/>
+                <w:szCs w:val="21"/>
+                <w:lang w:eastAsia="zh-CN"/>
+              </w:rPr>
+              <w:t xml:space="preserve">    </w:t>
+            </w:r>
+            <w:r>
+              <w:rPr>
+                <w:rFonts w:ascii="Times New Roman" w:hAnsi="Times New Roman" w:eastAsia="微软雅黑" w:cs="Times New Roman"/>
+                <w:bCs/>
+                <w:color w:val="000000"/>
+                <w:sz w:val="21"/>
+                <w:szCs w:val="21"/>
+                <w:lang w:eastAsia="zh-CN"/>
+              </w:rPr>
+              <w:t>龄：</w:t>
+            </w:r>
+            <w:r>
+              <w:rPr>
+                <w:rFonts w:hint="eastAsia" w:ascii="Times New Roman" w:hAnsi="Times New Roman" w:eastAsia="微软雅黑" w:cs="Times New Roman"/>
+                <w:bCs/>
+                <w:color w:val="000000"/>
+                <w:sz w:val="21"/>
+                <w:szCs w:val="21"/>
+                <w:lang w:eastAsia="zh-CN"/>
+              </w:rPr>
+              <w:t>{{ age }}</w:t>
+            </w:r>
+          </w:p>
+        </w:tc>
+        <w:tc>
+          <w:tcPr>
+            <w:tcW w:w="3253" w:type="dxa"/>
+            <w:tcBorders>
+              <w:tl2br w:val="nil"/>
+              <w:tr2bl w:val="nil"/>
+            </w:tcBorders>
+            <w:shd w:val="clear" w:color="auto" w:fill="auto"/>
+            <w:vAlign w:val="center"/>
+          </w:tcPr>
+          <w:p>
+            <w:pPr>
+              <w:jc w:val="both"/>
+              <w:rPr>
+                <w:rFonts w:ascii="Times New Roman" w:hAnsi="Times New Roman" w:eastAsia="微软雅黑" w:cs="Times New Roman"/>
+                <w:color w:val="000000"/>
+                <w:sz w:val="21"/>
+                <w:szCs w:val="21"/>
+                <w:lang w:eastAsia="zh-CN"/>
+              </w:rPr>
+            </w:pPr>
+            <w:r>
+              <w:rPr>
+                <w:rFonts w:ascii="Times New Roman" w:hAnsi="Times New Roman" w:eastAsia="微软雅黑" w:cs="Times New Roman"/>
+                <w:bCs/>
+                <w:color w:val="000000"/>
+                <w:sz w:val="21"/>
+                <w:szCs w:val="21"/>
+                <w:lang w:eastAsia="zh-CN"/>
+              </w:rPr>
+              <w:t>送检</w:t>
+            </w:r>
+            <w:r>
+              <w:rPr>
+                <w:rFonts w:hint="eastAsia" w:ascii="Times New Roman" w:hAnsi="Times New Roman" w:eastAsia="微软雅黑" w:cs="Times New Roman"/>
+                <w:bCs/>
+                <w:color w:val="000000"/>
+                <w:sz w:val="21"/>
+                <w:szCs w:val="21"/>
+                <w:lang w:eastAsia="zh-CN"/>
+              </w:rPr>
+              <w:t>日期</w:t>
+            </w:r>
+            <w:r>
+              <w:rPr>
+                <w:rFonts w:ascii="Times New Roman" w:hAnsi="Times New Roman" w:eastAsia="微软雅黑" w:cs="Times New Roman"/>
+                <w:bCs/>
+                <w:color w:val="000000"/>
+                <w:sz w:val="21"/>
+                <w:szCs w:val="21"/>
+                <w:lang w:eastAsia="zh-CN"/>
+              </w:rPr>
+              <w:t>：</w:t>
+            </w:r>
+            <w:r>
+              <w:rPr>
+                <w:rFonts w:hint="eastAsia" w:ascii="Times New Roman" w:hAnsi="Times New Roman" w:eastAsia="微软雅黑" w:cs="Times New Roman"/>
+                <w:bCs/>
+                <w:color w:val="000000"/>
+                <w:sz w:val="21"/>
+                <w:szCs w:val="21"/>
+                <w:lang w:eastAsia="zh-CN"/>
+              </w:rPr>
+              <w:t>{{ commission_date }}</w:t>
+            </w:r>
+          </w:p>
+        </w:tc>
+        <w:tc>
+          <w:tcPr>
+            <w:tcW w:w="3386" w:type="dxa"/>
+            <w:tcBorders>
+              <w:tl2br w:val="nil"/>
+              <w:tr2bl w:val="nil"/>
+            </w:tcBorders>
+            <w:shd w:val="clear" w:color="auto" w:fill="auto"/>
+            <w:vAlign w:val="center"/>
+          </w:tcPr>
+          <w:p>
+            <w:pPr>
+              <w:jc w:val="both"/>
+              <w:rPr>
+                <w:rFonts w:ascii="Times New Roman" w:hAnsi="Times New Roman" w:eastAsia="微软雅黑" w:cs="Times New Roman"/>
+                <w:bCs/>
+                <w:color w:val="000000"/>
+                <w:sz w:val="21"/>
+                <w:szCs w:val="21"/>
+                <w:lang w:eastAsia="zh-CN"/>
+              </w:rPr>
+            </w:pPr>
+            <w:r>
+              <w:rPr>
+                <w:rFonts w:hint="eastAsia" w:ascii="Times New Roman" w:hAnsi="Times New Roman" w:eastAsia="微软雅黑" w:cs="Times New Roman"/>
+                <w:bCs/>
+                <w:color w:val="000000"/>
+                <w:sz w:val="21"/>
+                <w:szCs w:val="21"/>
+                <w:highlight w:val="none"/>
+                <w:lang w:val="en-US" w:eastAsia="zh-CN"/>
+              </w:rPr>
+              <w:t>登</w:t>
+            </w:r>
+            <w:r>
+              <w:rPr>
+                <w:rFonts w:hint="default" w:ascii="Times New Roman" w:hAnsi="Times New Roman" w:eastAsia="微软雅黑" w:cs="Times New Roman"/>
+                <w:bCs/>
+                <w:color w:val="000000"/>
+                <w:sz w:val="21"/>
+                <w:szCs w:val="21"/>
+                <w:highlight w:val="none"/>
+                <w:lang w:val="en-US" w:eastAsia="zh-CN"/>
+              </w:rPr>
+              <w:t xml:space="preserve"> </w:t>
+            </w:r>
+            <w:r>
+              <w:rPr>
+                <w:rFonts w:hint="eastAsia" w:ascii="Times New Roman" w:hAnsi="Times New Roman" w:eastAsia="微软雅黑" w:cs="Times New Roman"/>
+                <w:bCs/>
+                <w:color w:val="000000"/>
+                <w:sz w:val="21"/>
+                <w:szCs w:val="21"/>
+                <w:highlight w:val="none"/>
+                <w:lang w:val="en-US" w:eastAsia="zh-CN"/>
+              </w:rPr>
+              <w:t>记</w:t>
+            </w:r>
+            <w:r>
+              <w:rPr>
+                <w:rFonts w:hint="default" w:ascii="Times New Roman" w:hAnsi="Times New Roman" w:eastAsia="微软雅黑" w:cs="Times New Roman"/>
+                <w:bCs/>
+                <w:color w:val="000000"/>
+                <w:sz w:val="21"/>
+                <w:szCs w:val="21"/>
+                <w:highlight w:val="none"/>
+                <w:lang w:val="en-US" w:eastAsia="zh-CN"/>
+              </w:rPr>
+              <w:t xml:space="preserve"> 号：{{</w:t>
+            </w:r>
+            <w:r>
+              <w:rPr>
+                <w:rFonts w:hint="eastAsia" w:ascii="Times New Roman" w:hAnsi="Times New Roman" w:eastAsia="微软雅黑" w:cs="Times New Roman"/>
+                <w:bCs/>
+                <w:color w:val="000000"/>
+                <w:sz w:val="21"/>
+                <w:szCs w:val="21"/>
+                <w:highlight w:val="none"/>
+                <w:lang w:val="en-US" w:eastAsia="zh-CN"/>
+              </w:rPr>
+              <w:t xml:space="preserve"> </w:t>
+            </w:r>
+            <w:r>
+              <w:rPr>
+                <w:rFonts w:hint="default" w:ascii="Times New Roman" w:hAnsi="Times New Roman" w:eastAsia="微软雅黑" w:cs="Times New Roman"/>
+                <w:bCs/>
+                <w:color w:val="000000"/>
+                <w:sz w:val="21"/>
+                <w:szCs w:val="21"/>
+                <w:highlight w:val="none"/>
+                <w:lang w:val="en-US" w:eastAsia="zh-CN"/>
+              </w:rPr>
+              <w:t>room }}</w:t>
+            </w:r>
+          </w:p>
+        </w:tc>
+      </w:tr>
+      <w:tr>
+        <w:tblPrEx>
+          <w:tblBorders>
+            <w:top w:val="single" w:color="43A5A1" w:sz="18" w:space="0"/>
+            <w:left w:val="none" w:color="auto" w:sz="0" w:space="0"/>
+            <w:bottom w:val="single" w:color="43A5A1" w:sz="4" w:space="0"/>
+            <w:right w:val="none" w:color="auto" w:sz="0" w:space="0"/>
+            <w:insideH w:val="single" w:color="43A5A1" w:sz="4" w:space="0"/>
+            <w:insideV w:val="single" w:color="43A5A1" w:sz="4" w:space="0"/>
+          </w:tblBorders>
+          <w:tblCellMar>
+            <w:top w:w="0" w:type="dxa"/>
+            <w:left w:w="108" w:type="dxa"/>
+            <w:bottom w:w="0" w:type="dxa"/>
+            <w:right w:w="108" w:type="dxa"/>
+          </w:tblCellMar>
+        </w:tblPrEx>
+        <w:trPr>
+          <w:trHeight w:val="386" w:hRule="atLeast"/>
+          <w:jc w:val="center"/>
+        </w:trPr>
+        <w:tc>
+          <w:tcPr>
+            <w:tcW w:w="9870" w:type="dxa"/>
+            <w:gridSpan w:val="3"/>
+            <w:tcBorders>
+              <w:tl2br w:val="nil"/>
+              <w:tr2bl w:val="nil"/>
+            </w:tcBorders>
+            <w:shd w:val="clear" w:color="auto" w:fill="auto"/>
+            <w:vAlign w:val="center"/>
+          </w:tcPr>
+          <w:p>
+            <w:pPr>
+              <w:jc w:val="both"/>
+              <w:rPr>
+                <w:rFonts w:ascii="Times New Roman" w:hAnsi="Times New Roman" w:eastAsia="微软雅黑" w:cs="Times New Roman"/>
+                <w:bCs/>
+                <w:color w:val="000000"/>
+                <w:sz w:val="21"/>
+                <w:szCs w:val="21"/>
+                <w:lang w:eastAsia="zh-CN"/>
+              </w:rPr>
+            </w:pPr>
+            <w:r>
+              <w:rPr>
+                <w:rFonts w:hint="eastAsia" w:ascii="Times New Roman" w:hAnsi="Times New Roman" w:eastAsia="微软雅黑" w:cs="Times New Roman"/>
+                <w:bCs/>
+                <w:color w:val="000000"/>
+                <w:sz w:val="21"/>
+                <w:szCs w:val="21"/>
+                <w:lang w:eastAsia="zh-CN"/>
+              </w:rPr>
+              <w:t>病理</w:t>
+            </w:r>
+            <w:r>
+              <w:rPr>
+                <w:rFonts w:ascii="Times New Roman" w:hAnsi="Times New Roman" w:eastAsia="微软雅黑" w:cs="Times New Roman"/>
+                <w:bCs/>
+                <w:color w:val="000000"/>
+                <w:sz w:val="21"/>
+                <w:szCs w:val="21"/>
+                <w:lang w:eastAsia="zh-CN"/>
+              </w:rPr>
+              <w:t>诊断：</w:t>
+            </w:r>
+            <w:r>
+              <w:rPr>
+                <w:rFonts w:hint="eastAsia" w:ascii="Times New Roman" w:hAnsi="Times New Roman" w:eastAsia="微软雅黑" w:cs="黑体"/>
+                <w:sz w:val="21"/>
+                <w:lang w:eastAsia="zh-CN"/>
+              </w:rPr>
+              <w:t xml:space="preserve">{% if summaryOfRresults.type == </w:t>
+            </w:r>
+            <w:r>
+              <w:rPr>
+                <w:rFonts w:ascii="Times New Roman" w:hAnsi="Times New Roman" w:eastAsia="微软雅黑" w:cs="黑体"/>
+                <w:sz w:val="21"/>
+                <w:lang w:eastAsia="zh-CN"/>
+              </w:rPr>
+              <w:t>“tissue”</w:t>
+            </w:r>
+            <w:r>
+              <w:rPr>
+                <w:rFonts w:hint="eastAsia" w:ascii="Times New Roman" w:hAnsi="Times New Roman" w:eastAsia="微软雅黑" w:cs="黑体"/>
+                <w:sz w:val="21"/>
+                <w:lang w:eastAsia="zh-CN"/>
+              </w:rPr>
+              <w:t xml:space="preserve"> %}</w:t>
+            </w:r>
+            <w:r>
+              <w:rPr>
+                <w:rFonts w:hint="eastAsia" w:ascii="Times New Roman" w:hAnsi="Times New Roman" w:eastAsia="微软雅黑" w:cs="Times New Roman"/>
+                <w:bCs/>
+                <w:color w:val="000000"/>
+                <w:sz w:val="21"/>
+                <w:szCs w:val="21"/>
+                <w:lang w:eastAsia="zh-CN"/>
+              </w:rPr>
+              <w:t>{{</w:t>
+            </w:r>
+            <w:r>
+              <w:rPr>
+                <w:rFonts w:hint="eastAsia" w:ascii="Times New Roman" w:hAnsi="Times New Roman" w:eastAsia="微软雅黑" w:cs="Times New Roman"/>
+                <w:bCs/>
+                <w:color w:val="000000"/>
+                <w:sz w:val="21"/>
+                <w:szCs w:val="21"/>
+                <w:lang w:val="en-US" w:eastAsia="zh-CN"/>
+              </w:rPr>
+              <w:t xml:space="preserve"> </w:t>
+            </w:r>
+            <w:r>
+              <w:rPr>
+                <w:rFonts w:hint="eastAsia" w:ascii="Times New Roman" w:hAnsi="Times New Roman" w:eastAsia="微软雅黑" w:cs="Times New Roman"/>
+                <w:bCs/>
+                <w:color w:val="000000"/>
+                <w:sz w:val="21"/>
+                <w:szCs w:val="21"/>
+                <w:lang w:eastAsia="zh-CN"/>
+              </w:rPr>
+              <w:t>mailingaddress</w:t>
+            </w:r>
+            <w:r>
+              <w:rPr>
+                <w:rFonts w:hint="eastAsia" w:ascii="Times New Roman" w:hAnsi="Times New Roman" w:eastAsia="微软雅黑" w:cs="Times New Roman"/>
+                <w:bCs/>
+                <w:color w:val="000000"/>
+                <w:sz w:val="21"/>
+                <w:szCs w:val="21"/>
+                <w:lang w:val="en-US" w:eastAsia="zh-CN"/>
+              </w:rPr>
+              <w:t xml:space="preserve"> </w:t>
+            </w:r>
+            <w:r>
+              <w:rPr>
+                <w:rFonts w:hint="eastAsia" w:ascii="Times New Roman" w:hAnsi="Times New Roman" w:eastAsia="微软雅黑" w:cs="Times New Roman"/>
+                <w:bCs/>
+                <w:color w:val="000000"/>
+                <w:sz w:val="21"/>
+                <w:szCs w:val="21"/>
+                <w:lang w:eastAsia="zh-CN"/>
+              </w:rPr>
+              <w:t>}}</w:t>
+            </w:r>
+            <w:r>
+              <w:rPr>
+                <w:rFonts w:hint="eastAsia" w:ascii="Times New Roman" w:hAnsi="Times New Roman" w:eastAsia="微软雅黑" w:cs="黑体"/>
+                <w:sz w:val="21"/>
+                <w:lang w:eastAsia="zh-CN"/>
+              </w:rPr>
+              <w:t>{% else %}</w:t>
+            </w:r>
+            <w:r>
+              <w:rPr>
+                <w:rFonts w:hint="eastAsia" w:ascii="Times New Roman" w:hAnsi="Times New Roman" w:eastAsia="微软雅黑" w:cs="黑体"/>
+                <w:sz w:val="21"/>
+                <w:lang w:val="en-US" w:eastAsia="zh-CN"/>
+              </w:rPr>
+              <w:t>无</w:t>
+            </w:r>
+            <w:r>
+              <w:rPr>
+                <w:rFonts w:hint="eastAsia" w:ascii="Times New Roman" w:hAnsi="Times New Roman" w:eastAsia="微软雅黑" w:cs="黑体"/>
+                <w:sz w:val="21"/>
+                <w:lang w:eastAsia="zh-CN"/>
+              </w:rPr>
+              <w:t>{% endif %}</w:t>
             </w:r>
           </w:p>
         </w:tc>
@@ -4357,722 +5083,6 @@
         </w:trPr>
         <w:tc>
           <w:tcPr>
-            <w:tcW w:w="3231" w:type="dxa"/>
-            <w:tcBorders>
-              <w:tl2br w:val="nil"/>
-              <w:tr2bl w:val="nil"/>
-            </w:tcBorders>
-            <w:shd w:val="clear" w:color="auto" w:fill="auto"/>
-            <w:vAlign w:val="center"/>
-          </w:tcPr>
-          <w:p>
-            <w:pPr>
-              <w:jc w:val="both"/>
-              <w:rPr>
-                <w:rFonts w:ascii="Times New Roman" w:hAnsi="Times New Roman" w:eastAsia="微软雅黑" w:cs="Times New Roman"/>
-                <w:bCs/>
-                <w:color w:val="000000"/>
-                <w:sz w:val="21"/>
-                <w:szCs w:val="21"/>
-                <w:lang w:eastAsia="zh-CN"/>
-              </w:rPr>
-            </w:pPr>
-            <w:r>
-              <w:rPr>
-                <w:rFonts w:ascii="Times New Roman" w:hAnsi="Times New Roman" w:eastAsia="微软雅黑" w:cs="Times New Roman"/>
-                <w:bCs/>
-                <w:color w:val="000000"/>
-                <w:sz w:val="21"/>
-                <w:szCs w:val="21"/>
-                <w:lang w:eastAsia="zh-CN"/>
-              </w:rPr>
-              <w:t>性</w:t>
-            </w:r>
-            <w:r>
-              <w:rPr>
-                <w:rFonts w:hint="eastAsia" w:ascii="Times New Roman" w:hAnsi="Times New Roman" w:eastAsia="微软雅黑" w:cs="Times New Roman"/>
-                <w:bCs/>
-                <w:color w:val="000000"/>
-                <w:sz w:val="21"/>
-                <w:szCs w:val="21"/>
-                <w:lang w:eastAsia="zh-CN"/>
-              </w:rPr>
-              <w:t xml:space="preserve">    </w:t>
-            </w:r>
-            <w:r>
-              <w:rPr>
-                <w:rFonts w:ascii="Times New Roman" w:hAnsi="Times New Roman" w:eastAsia="微软雅黑" w:cs="Times New Roman"/>
-                <w:bCs/>
-                <w:color w:val="000000"/>
-                <w:sz w:val="21"/>
-                <w:szCs w:val="21"/>
-                <w:lang w:eastAsia="zh-CN"/>
-              </w:rPr>
-              <w:t>别：</w:t>
-            </w:r>
-            <w:r>
-              <w:rPr>
-                <w:rFonts w:hint="eastAsia" w:ascii="Times New Roman" w:hAnsi="Times New Roman" w:eastAsia="微软雅黑" w:cs="Times New Roman"/>
-                <w:bCs/>
-                <w:color w:val="000000"/>
-                <w:sz w:val="21"/>
-                <w:szCs w:val="21"/>
-                <w:lang w:eastAsia="zh-CN"/>
-              </w:rPr>
-              <w:t>{{ sex }}</w:t>
-            </w:r>
-          </w:p>
-        </w:tc>
-        <w:tc>
-          <w:tcPr>
-            <w:tcW w:w="3253" w:type="dxa"/>
-            <w:tcBorders>
-              <w:tl2br w:val="nil"/>
-              <w:tr2bl w:val="nil"/>
-            </w:tcBorders>
-            <w:shd w:val="clear" w:color="auto" w:fill="auto"/>
-            <w:vAlign w:val="center"/>
-          </w:tcPr>
-          <w:p>
-            <w:pPr>
-              <w:jc w:val="both"/>
-              <w:rPr>
-                <w:rFonts w:ascii="Times New Roman" w:hAnsi="Times New Roman" w:eastAsia="微软雅黑" w:cs="Times New Roman"/>
-                <w:color w:val="000000"/>
-                <w:sz w:val="21"/>
-                <w:szCs w:val="21"/>
-                <w:lang w:val="en-US" w:eastAsia="zh-CN" w:bidi="ar-SA"/>
-              </w:rPr>
-            </w:pPr>
-            <w:r>
-              <w:rPr>
-                <w:rFonts w:ascii="Times New Roman" w:hAnsi="Times New Roman" w:eastAsia="微软雅黑" w:cs="Times New Roman"/>
-                <w:color w:val="000000"/>
-                <w:sz w:val="21"/>
-                <w:szCs w:val="21"/>
-                <w:lang w:eastAsia="zh-CN"/>
-              </w:rPr>
-              <w:t>送检医生：</w:t>
-            </w:r>
-            <w:r>
-              <w:rPr>
-                <w:rFonts w:hint="eastAsia" w:ascii="Times New Roman" w:hAnsi="Times New Roman" w:eastAsia="微软雅黑" w:cs="Times New Roman"/>
-                <w:color w:val="000000"/>
-                <w:sz w:val="21"/>
-                <w:szCs w:val="21"/>
-                <w:lang w:eastAsia="zh-CN" w:bidi="ar"/>
-              </w:rPr>
-              <w:t>{{</w:t>
-            </w:r>
-            <w:r>
-              <w:t xml:space="preserve"> </w:t>
-            </w:r>
-            <w:r>
-              <w:rPr>
-                <w:rFonts w:ascii="Times New Roman" w:hAnsi="Times New Roman" w:eastAsia="微软雅黑" w:cs="Times New Roman"/>
-                <w:color w:val="000000"/>
-                <w:sz w:val="21"/>
-                <w:szCs w:val="21"/>
-                <w:lang w:eastAsia="zh-CN" w:bidi="ar"/>
-              </w:rPr>
-              <w:t>doctorname</w:t>
-            </w:r>
-            <w:r>
-              <w:rPr>
-                <w:rFonts w:hint="eastAsia" w:ascii="Times New Roman" w:hAnsi="Times New Roman" w:eastAsia="微软雅黑" w:cs="Times New Roman"/>
-                <w:color w:val="000000"/>
-                <w:sz w:val="21"/>
-                <w:szCs w:val="21"/>
-                <w:lang w:eastAsia="zh-CN" w:bidi="ar"/>
-              </w:rPr>
-              <w:t xml:space="preserve"> }}</w:t>
-            </w:r>
-          </w:p>
-        </w:tc>
-        <w:tc>
-          <w:tcPr>
-            <w:tcW w:w="3386" w:type="dxa"/>
-            <w:tcBorders>
-              <w:tl2br w:val="nil"/>
-              <w:tr2bl w:val="nil"/>
-            </w:tcBorders>
-            <w:shd w:val="clear" w:color="auto" w:fill="auto"/>
-            <w:vAlign w:val="center"/>
-          </w:tcPr>
-          <w:p>
-            <w:pPr>
-              <w:jc w:val="both"/>
-              <w:rPr>
-                <w:rFonts w:ascii="Times New Roman" w:hAnsi="Times New Roman" w:eastAsia="微软雅黑" w:cs="Times New Roman"/>
-                <w:bCs/>
-                <w:color w:val="000000"/>
-                <w:sz w:val="21"/>
-                <w:szCs w:val="21"/>
-                <w:lang w:eastAsia="zh-CN"/>
-              </w:rPr>
-            </w:pPr>
-            <w:r>
-              <w:rPr>
-                <w:rFonts w:hint="eastAsia" w:ascii="Times New Roman" w:hAnsi="Times New Roman" w:eastAsia="微软雅黑" w:cs="Times New Roman"/>
-                <w:bCs/>
-                <w:color w:val="000000"/>
-                <w:sz w:val="21"/>
-                <w:szCs w:val="21"/>
-                <w:highlight w:val="none"/>
-                <w:lang w:eastAsia="zh-CN"/>
-              </w:rPr>
-              <w:t>病 理 号</w:t>
-            </w:r>
-            <w:r>
-              <w:rPr>
-                <w:rFonts w:ascii="Times New Roman" w:hAnsi="Times New Roman" w:eastAsia="微软雅黑" w:cs="Times New Roman"/>
-                <w:bCs/>
-                <w:color w:val="000000"/>
-                <w:sz w:val="21"/>
-                <w:szCs w:val="21"/>
-                <w:highlight w:val="none"/>
-                <w:lang w:eastAsia="zh-CN"/>
-              </w:rPr>
-              <w:t>：</w:t>
-            </w:r>
-            <w:r>
-              <w:rPr>
-                <w:rFonts w:hint="eastAsia" w:ascii="Times New Roman" w:hAnsi="Times New Roman" w:eastAsia="微软雅黑" w:cs="黑体"/>
-                <w:sz w:val="21"/>
-                <w:lang w:eastAsia="zh-CN"/>
-              </w:rPr>
-              <w:t xml:space="preserve">{% if summaryOfRresults.type == </w:t>
-            </w:r>
-            <w:r>
-              <w:rPr>
-                <w:rFonts w:ascii="Times New Roman" w:hAnsi="Times New Roman" w:eastAsia="微软雅黑" w:cs="黑体"/>
-                <w:sz w:val="21"/>
-                <w:lang w:eastAsia="zh-CN"/>
-              </w:rPr>
-              <w:t>“tissue”</w:t>
-            </w:r>
-            <w:r>
-              <w:rPr>
-                <w:rFonts w:hint="eastAsia" w:ascii="Times New Roman" w:hAnsi="Times New Roman" w:eastAsia="微软雅黑" w:cs="黑体"/>
-                <w:sz w:val="21"/>
-                <w:lang w:eastAsia="zh-CN"/>
-              </w:rPr>
-              <w:t xml:space="preserve"> %}</w:t>
-            </w:r>
-            <w:r>
-              <w:rPr>
-                <w:rFonts w:hint="eastAsia" w:ascii="Times New Roman" w:hAnsi="Times New Roman" w:eastAsia="微软雅黑" w:cs="Times New Roman"/>
-                <w:bCs/>
-                <w:color w:val="000000"/>
-                <w:sz w:val="21"/>
-                <w:szCs w:val="21"/>
-                <w:highlight w:val="none"/>
-                <w:lang w:eastAsia="zh-CN"/>
-              </w:rPr>
-              <w:t>{{ specimenno</w:t>
-            </w:r>
-            <w:r>
-              <w:rPr>
-                <w:rFonts w:hint="eastAsia" w:ascii="Times New Roman" w:hAnsi="Times New Roman" w:eastAsia="微软雅黑" w:cs="Times New Roman"/>
-                <w:bCs/>
-                <w:color w:val="000000"/>
-                <w:sz w:val="21"/>
-                <w:szCs w:val="21"/>
-                <w:highlight w:val="none"/>
-                <w:lang w:val="en-US" w:eastAsia="zh-CN"/>
-              </w:rPr>
-              <w:t xml:space="preserve"> </w:t>
-            </w:r>
-            <w:r>
-              <w:rPr>
-                <w:rFonts w:hint="eastAsia" w:ascii="Times New Roman" w:hAnsi="Times New Roman" w:eastAsia="微软雅黑" w:cs="Times New Roman"/>
-                <w:bCs/>
-                <w:color w:val="000000"/>
-                <w:sz w:val="21"/>
-                <w:szCs w:val="21"/>
-                <w:highlight w:val="none"/>
-                <w:lang w:eastAsia="zh-CN"/>
-              </w:rPr>
-              <w:t>}}</w:t>
-            </w:r>
-            <w:r>
-              <w:rPr>
-                <w:rFonts w:hint="eastAsia" w:ascii="Times New Roman" w:hAnsi="Times New Roman" w:eastAsia="微软雅黑" w:cs="黑体"/>
-                <w:sz w:val="21"/>
-                <w:lang w:eastAsia="zh-CN"/>
-              </w:rPr>
-              <w:t>{% else %}</w:t>
-            </w:r>
-            <w:r>
-              <w:rPr>
-                <w:rFonts w:hint="eastAsia" w:ascii="Times New Roman" w:hAnsi="Times New Roman" w:eastAsia="微软雅黑" w:cs="黑体"/>
-                <w:sz w:val="21"/>
-                <w:lang w:val="en-US" w:eastAsia="zh-CN"/>
-              </w:rPr>
-              <w:t>无</w:t>
-            </w:r>
-            <w:r>
-              <w:rPr>
-                <w:rFonts w:hint="eastAsia" w:ascii="Times New Roman" w:hAnsi="Times New Roman" w:eastAsia="微软雅黑" w:cs="黑体"/>
-                <w:sz w:val="21"/>
-                <w:lang w:eastAsia="zh-CN"/>
-              </w:rPr>
-              <w:t>{% endif %}</w:t>
-            </w:r>
-          </w:p>
-        </w:tc>
-      </w:tr>
-      <w:tr>
-        <w:tblPrEx>
-          <w:tblBorders>
-            <w:top w:val="single" w:color="43A5A1" w:sz="18" w:space="0"/>
-            <w:left w:val="none" w:color="auto" w:sz="0" w:space="0"/>
-            <w:bottom w:val="single" w:color="43A5A1" w:sz="4" w:space="0"/>
-            <w:right w:val="none" w:color="auto" w:sz="0" w:space="0"/>
-            <w:insideH w:val="single" w:color="43A5A1" w:sz="4" w:space="0"/>
-            <w:insideV w:val="single" w:color="43A5A1" w:sz="4" w:space="0"/>
-          </w:tblBorders>
-          <w:shd w:val="clear" w:color="auto" w:fill="auto"/>
-          <w:tblCellMar>
-            <w:top w:w="0" w:type="dxa"/>
-            <w:left w:w="108" w:type="dxa"/>
-            <w:bottom w:w="0" w:type="dxa"/>
-            <w:right w:w="108" w:type="dxa"/>
-          </w:tblCellMar>
-        </w:tblPrEx>
-        <w:trPr>
-          <w:trHeight w:val="386" w:hRule="atLeast"/>
-          <w:jc w:val="center"/>
-        </w:trPr>
-        <w:tc>
-          <w:tcPr>
-            <w:tcW w:w="3231" w:type="dxa"/>
-            <w:tcBorders>
-              <w:tl2br w:val="nil"/>
-              <w:tr2bl w:val="nil"/>
-            </w:tcBorders>
-            <w:shd w:val="clear" w:color="auto" w:fill="auto"/>
-            <w:vAlign w:val="center"/>
-          </w:tcPr>
-          <w:p>
-            <w:pPr>
-              <w:jc w:val="both"/>
-              <w:rPr>
-                <w:rFonts w:ascii="Times New Roman" w:hAnsi="Times New Roman" w:eastAsia="微软雅黑" w:cs="Times New Roman"/>
-                <w:bCs/>
-                <w:color w:val="000000"/>
-                <w:sz w:val="21"/>
-                <w:szCs w:val="21"/>
-                <w:lang w:eastAsia="zh-CN"/>
-              </w:rPr>
-            </w:pPr>
-            <w:r>
-              <w:rPr>
-                <w:rFonts w:ascii="Times New Roman" w:hAnsi="Times New Roman" w:eastAsia="微软雅黑" w:cs="Times New Roman"/>
-                <w:bCs/>
-                <w:color w:val="000000"/>
-                <w:sz w:val="21"/>
-                <w:szCs w:val="21"/>
-                <w:lang w:eastAsia="zh-CN"/>
-              </w:rPr>
-              <w:t>年</w:t>
-            </w:r>
-            <w:r>
-              <w:rPr>
-                <w:rFonts w:hint="eastAsia" w:ascii="Times New Roman" w:hAnsi="Times New Roman" w:eastAsia="微软雅黑" w:cs="Times New Roman"/>
-                <w:bCs/>
-                <w:color w:val="000000"/>
-                <w:sz w:val="21"/>
-                <w:szCs w:val="21"/>
-                <w:lang w:eastAsia="zh-CN"/>
-              </w:rPr>
-              <w:t xml:space="preserve">    </w:t>
-            </w:r>
-            <w:r>
-              <w:rPr>
-                <w:rFonts w:ascii="Times New Roman" w:hAnsi="Times New Roman" w:eastAsia="微软雅黑" w:cs="Times New Roman"/>
-                <w:bCs/>
-                <w:color w:val="000000"/>
-                <w:sz w:val="21"/>
-                <w:szCs w:val="21"/>
-                <w:lang w:eastAsia="zh-CN"/>
-              </w:rPr>
-              <w:t>龄：</w:t>
-            </w:r>
-            <w:r>
-              <w:rPr>
-                <w:rFonts w:hint="eastAsia" w:ascii="Times New Roman" w:hAnsi="Times New Roman" w:eastAsia="微软雅黑" w:cs="Times New Roman"/>
-                <w:bCs/>
-                <w:color w:val="000000"/>
-                <w:sz w:val="21"/>
-                <w:szCs w:val="21"/>
-                <w:lang w:eastAsia="zh-CN"/>
-              </w:rPr>
-              <w:t>{{ age }}</w:t>
-            </w:r>
-          </w:p>
-        </w:tc>
-        <w:tc>
-          <w:tcPr>
-            <w:tcW w:w="3253" w:type="dxa"/>
-            <w:tcBorders>
-              <w:tl2br w:val="nil"/>
-              <w:tr2bl w:val="nil"/>
-            </w:tcBorders>
-            <w:shd w:val="clear" w:color="auto" w:fill="auto"/>
-            <w:vAlign w:val="center"/>
-          </w:tcPr>
-          <w:p>
-            <w:pPr>
-              <w:jc w:val="both"/>
-              <w:rPr>
-                <w:rFonts w:ascii="Times New Roman" w:hAnsi="Times New Roman" w:eastAsia="微软雅黑" w:cs="Times New Roman"/>
-                <w:color w:val="000000"/>
-                <w:sz w:val="21"/>
-                <w:szCs w:val="21"/>
-                <w:lang w:eastAsia="zh-CN"/>
-              </w:rPr>
-            </w:pPr>
-            <w:r>
-              <w:rPr>
-                <w:rFonts w:ascii="Times New Roman" w:hAnsi="Times New Roman" w:eastAsia="微软雅黑" w:cs="Times New Roman"/>
-                <w:bCs/>
-                <w:color w:val="000000"/>
-                <w:sz w:val="21"/>
-                <w:szCs w:val="21"/>
-                <w:lang w:eastAsia="zh-CN"/>
-              </w:rPr>
-              <w:t>送检</w:t>
-            </w:r>
-            <w:r>
-              <w:rPr>
-                <w:rFonts w:hint="eastAsia" w:ascii="Times New Roman" w:hAnsi="Times New Roman" w:eastAsia="微软雅黑" w:cs="Times New Roman"/>
-                <w:bCs/>
-                <w:color w:val="000000"/>
-                <w:sz w:val="21"/>
-                <w:szCs w:val="21"/>
-                <w:lang w:eastAsia="zh-CN"/>
-              </w:rPr>
-              <w:t>日期</w:t>
-            </w:r>
-            <w:r>
-              <w:rPr>
-                <w:rFonts w:ascii="Times New Roman" w:hAnsi="Times New Roman" w:eastAsia="微软雅黑" w:cs="Times New Roman"/>
-                <w:bCs/>
-                <w:color w:val="000000"/>
-                <w:sz w:val="21"/>
-                <w:szCs w:val="21"/>
-                <w:lang w:eastAsia="zh-CN"/>
-              </w:rPr>
-              <w:t>：</w:t>
-            </w:r>
-            <w:r>
-              <w:rPr>
-                <w:rFonts w:hint="eastAsia" w:ascii="Times New Roman" w:hAnsi="Times New Roman" w:eastAsia="微软雅黑" w:cs="Times New Roman"/>
-                <w:bCs/>
-                <w:color w:val="000000"/>
-                <w:sz w:val="21"/>
-                <w:szCs w:val="21"/>
-                <w:lang w:eastAsia="zh-CN"/>
-              </w:rPr>
-              <w:t>{{ commission_date }}</w:t>
-            </w:r>
-          </w:p>
-        </w:tc>
-        <w:tc>
-          <w:tcPr>
-            <w:tcW w:w="3386" w:type="dxa"/>
-            <w:tcBorders>
-              <w:tl2br w:val="nil"/>
-              <w:tr2bl w:val="nil"/>
-            </w:tcBorders>
-            <w:shd w:val="clear" w:color="auto" w:fill="auto"/>
-            <w:vAlign w:val="center"/>
-          </w:tcPr>
-          <w:p>
-            <w:pPr>
-              <w:jc w:val="both"/>
-              <w:rPr>
-                <w:rFonts w:ascii="Times New Roman" w:hAnsi="Times New Roman" w:eastAsia="微软雅黑" w:cs="Times New Roman"/>
-                <w:bCs/>
-                <w:color w:val="000000"/>
-                <w:sz w:val="21"/>
-                <w:szCs w:val="21"/>
-                <w:lang w:eastAsia="zh-CN"/>
-              </w:rPr>
-            </w:pPr>
-            <w:r>
-              <w:rPr>
-                <w:rFonts w:hint="eastAsia" w:ascii="Times New Roman" w:hAnsi="Times New Roman" w:eastAsia="微软雅黑" w:cs="Times New Roman"/>
-                <w:bCs/>
-                <w:color w:val="000000"/>
-                <w:sz w:val="21"/>
-                <w:szCs w:val="21"/>
-                <w:highlight w:val="none"/>
-                <w:lang w:val="en-US" w:eastAsia="zh-CN"/>
-              </w:rPr>
-              <w:t>登</w:t>
-            </w:r>
-            <w:r>
-              <w:rPr>
-                <w:rFonts w:hint="default" w:ascii="Times New Roman" w:hAnsi="Times New Roman" w:eastAsia="微软雅黑" w:cs="Times New Roman"/>
-                <w:bCs/>
-                <w:color w:val="000000"/>
-                <w:sz w:val="21"/>
-                <w:szCs w:val="21"/>
-                <w:highlight w:val="none"/>
-                <w:lang w:val="en-US" w:eastAsia="zh-CN"/>
-              </w:rPr>
-              <w:t xml:space="preserve"> </w:t>
-            </w:r>
-            <w:r>
-              <w:rPr>
-                <w:rFonts w:hint="eastAsia" w:ascii="Times New Roman" w:hAnsi="Times New Roman" w:eastAsia="微软雅黑" w:cs="Times New Roman"/>
-                <w:bCs/>
-                <w:color w:val="000000"/>
-                <w:sz w:val="21"/>
-                <w:szCs w:val="21"/>
-                <w:highlight w:val="none"/>
-                <w:lang w:val="en-US" w:eastAsia="zh-CN"/>
-              </w:rPr>
-              <w:t>记</w:t>
-            </w:r>
-            <w:r>
-              <w:rPr>
-                <w:rFonts w:hint="default" w:ascii="Times New Roman" w:hAnsi="Times New Roman" w:eastAsia="微软雅黑" w:cs="Times New Roman"/>
-                <w:bCs/>
-                <w:color w:val="000000"/>
-                <w:sz w:val="21"/>
-                <w:szCs w:val="21"/>
-                <w:highlight w:val="none"/>
-                <w:lang w:val="en-US" w:eastAsia="zh-CN"/>
-              </w:rPr>
-              <w:t xml:space="preserve"> 号：{{</w:t>
-            </w:r>
-            <w:r>
-              <w:rPr>
-                <w:rFonts w:hint="eastAsia" w:ascii="Times New Roman" w:hAnsi="Times New Roman" w:eastAsia="微软雅黑" w:cs="Times New Roman"/>
-                <w:bCs/>
-                <w:color w:val="000000"/>
-                <w:sz w:val="21"/>
-                <w:szCs w:val="21"/>
-                <w:highlight w:val="none"/>
-                <w:lang w:val="en-US" w:eastAsia="zh-CN"/>
-              </w:rPr>
-              <w:t xml:space="preserve"> </w:t>
-            </w:r>
-            <w:r>
-              <w:rPr>
-                <w:rFonts w:hint="default" w:ascii="Times New Roman" w:hAnsi="Times New Roman" w:eastAsia="微软雅黑" w:cs="Times New Roman"/>
-                <w:bCs/>
-                <w:color w:val="000000"/>
-                <w:sz w:val="21"/>
-                <w:szCs w:val="21"/>
-                <w:highlight w:val="none"/>
-                <w:lang w:val="en-US" w:eastAsia="zh-CN"/>
-              </w:rPr>
-              <w:t>room }}</w:t>
-            </w:r>
-          </w:p>
-        </w:tc>
-      </w:tr>
-      <w:tr>
-        <w:tblPrEx>
-          <w:tblBorders>
-            <w:top w:val="single" w:color="43A5A1" w:sz="18" w:space="0"/>
-            <w:left w:val="none" w:color="auto" w:sz="0" w:space="0"/>
-            <w:bottom w:val="single" w:color="43A5A1" w:sz="4" w:space="0"/>
-            <w:right w:val="none" w:color="auto" w:sz="0" w:space="0"/>
-            <w:insideH w:val="single" w:color="43A5A1" w:sz="4" w:space="0"/>
-            <w:insideV w:val="single" w:color="43A5A1" w:sz="4" w:space="0"/>
-          </w:tblBorders>
-          <w:shd w:val="clear" w:color="auto" w:fill="auto"/>
-          <w:tblCellMar>
-            <w:top w:w="0" w:type="dxa"/>
-            <w:left w:w="108" w:type="dxa"/>
-            <w:bottom w:w="0" w:type="dxa"/>
-            <w:right w:w="108" w:type="dxa"/>
-          </w:tblCellMar>
-        </w:tblPrEx>
-        <w:trPr>
-          <w:trHeight w:val="386" w:hRule="atLeast"/>
-          <w:jc w:val="center"/>
-        </w:trPr>
-        <w:tc>
-          <w:tcPr>
-            <w:tcW w:w="9870" w:type="dxa"/>
-            <w:gridSpan w:val="3"/>
-            <w:tcBorders>
-              <w:tl2br w:val="nil"/>
-              <w:tr2bl w:val="nil"/>
-            </w:tcBorders>
-            <w:shd w:val="clear" w:color="auto" w:fill="auto"/>
-            <w:vAlign w:val="center"/>
-          </w:tcPr>
-          <w:p>
-            <w:pPr>
-              <w:jc w:val="both"/>
-              <w:rPr>
-                <w:rFonts w:ascii="Times New Roman" w:hAnsi="Times New Roman" w:eastAsia="微软雅黑" w:cs="Times New Roman"/>
-                <w:bCs/>
-                <w:color w:val="000000"/>
-                <w:sz w:val="21"/>
-                <w:szCs w:val="21"/>
-                <w:lang w:eastAsia="zh-CN"/>
-              </w:rPr>
-            </w:pPr>
-            <w:r>
-              <w:rPr>
-                <w:rFonts w:hint="eastAsia" w:ascii="Times New Roman" w:hAnsi="Times New Roman" w:eastAsia="微软雅黑" w:cs="Times New Roman"/>
-                <w:bCs/>
-                <w:color w:val="000000"/>
-                <w:sz w:val="21"/>
-                <w:szCs w:val="21"/>
-                <w:lang w:eastAsia="zh-CN"/>
-              </w:rPr>
-              <w:t>病理</w:t>
-            </w:r>
-            <w:r>
-              <w:rPr>
-                <w:rFonts w:ascii="Times New Roman" w:hAnsi="Times New Roman" w:eastAsia="微软雅黑" w:cs="Times New Roman"/>
-                <w:bCs/>
-                <w:color w:val="000000"/>
-                <w:sz w:val="21"/>
-                <w:szCs w:val="21"/>
-                <w:lang w:eastAsia="zh-CN"/>
-              </w:rPr>
-              <w:t>诊断：</w:t>
-            </w:r>
-            <w:r>
-              <w:rPr>
-                <w:rFonts w:hint="eastAsia" w:ascii="Times New Roman" w:hAnsi="Times New Roman" w:eastAsia="微软雅黑" w:cs="黑体"/>
-                <w:sz w:val="21"/>
-                <w:lang w:eastAsia="zh-CN"/>
-              </w:rPr>
-              <w:t xml:space="preserve">{% if summaryOfRresults.type == </w:t>
-            </w:r>
-            <w:r>
-              <w:rPr>
-                <w:rFonts w:ascii="Times New Roman" w:hAnsi="Times New Roman" w:eastAsia="微软雅黑" w:cs="黑体"/>
-                <w:sz w:val="21"/>
-                <w:lang w:eastAsia="zh-CN"/>
-              </w:rPr>
-              <w:t>“tissue”</w:t>
-            </w:r>
-            <w:r>
-              <w:rPr>
-                <w:rFonts w:hint="eastAsia" w:ascii="Times New Roman" w:hAnsi="Times New Roman" w:eastAsia="微软雅黑" w:cs="黑体"/>
-                <w:sz w:val="21"/>
-                <w:lang w:eastAsia="zh-CN"/>
-              </w:rPr>
-              <w:t xml:space="preserve"> %}</w:t>
-            </w:r>
-            <w:r>
-              <w:rPr>
-                <w:rFonts w:hint="eastAsia" w:ascii="Times New Roman" w:hAnsi="Times New Roman" w:eastAsia="微软雅黑" w:cs="Times New Roman"/>
-                <w:bCs/>
-                <w:color w:val="000000"/>
-                <w:sz w:val="21"/>
-                <w:szCs w:val="21"/>
-                <w:lang w:eastAsia="zh-CN"/>
-              </w:rPr>
-              <w:t>{{</w:t>
-            </w:r>
-            <w:r>
-              <w:rPr>
-                <w:rFonts w:hint="eastAsia" w:ascii="Times New Roman" w:hAnsi="Times New Roman" w:eastAsia="微软雅黑" w:cs="Times New Roman"/>
-                <w:bCs/>
-                <w:color w:val="000000"/>
-                <w:sz w:val="21"/>
-                <w:szCs w:val="21"/>
-                <w:lang w:val="en-US" w:eastAsia="zh-CN"/>
-              </w:rPr>
-              <w:t xml:space="preserve"> </w:t>
-            </w:r>
-            <w:r>
-              <w:rPr>
-                <w:rFonts w:hint="eastAsia" w:ascii="Times New Roman" w:hAnsi="Times New Roman" w:eastAsia="微软雅黑" w:cs="Times New Roman"/>
-                <w:bCs/>
-                <w:color w:val="000000"/>
-                <w:sz w:val="21"/>
-                <w:szCs w:val="21"/>
-                <w:lang w:eastAsia="zh-CN"/>
-              </w:rPr>
-              <w:t>mailingaddress</w:t>
-            </w:r>
-            <w:r>
-              <w:rPr>
-                <w:rFonts w:hint="eastAsia" w:ascii="Times New Roman" w:hAnsi="Times New Roman" w:eastAsia="微软雅黑" w:cs="Times New Roman"/>
-                <w:bCs/>
-                <w:color w:val="000000"/>
-                <w:sz w:val="21"/>
-                <w:szCs w:val="21"/>
-                <w:lang w:val="en-US" w:eastAsia="zh-CN"/>
-              </w:rPr>
-              <w:t xml:space="preserve"> </w:t>
-            </w:r>
-            <w:r>
-              <w:rPr>
-                <w:rFonts w:hint="eastAsia" w:ascii="Times New Roman" w:hAnsi="Times New Roman" w:eastAsia="微软雅黑" w:cs="Times New Roman"/>
-                <w:bCs/>
-                <w:color w:val="000000"/>
-                <w:sz w:val="21"/>
-                <w:szCs w:val="21"/>
-                <w:lang w:eastAsia="zh-CN"/>
-              </w:rPr>
-              <w:t>}}</w:t>
-            </w:r>
-            <w:r>
-              <w:rPr>
-                <w:rFonts w:hint="eastAsia" w:ascii="Times New Roman" w:hAnsi="Times New Roman" w:eastAsia="微软雅黑" w:cs="黑体"/>
-                <w:sz w:val="21"/>
-                <w:lang w:eastAsia="zh-CN"/>
-              </w:rPr>
-              <w:t>{% else %}</w:t>
-            </w:r>
-            <w:r>
-              <w:rPr>
-                <w:rFonts w:hint="eastAsia" w:ascii="Times New Roman" w:hAnsi="Times New Roman" w:eastAsia="微软雅黑" w:cs="黑体"/>
-                <w:sz w:val="21"/>
-                <w:lang w:val="en-US" w:eastAsia="zh-CN"/>
-              </w:rPr>
-              <w:t>无</w:t>
-            </w:r>
-            <w:r>
-              <w:rPr>
-                <w:rFonts w:hint="eastAsia" w:ascii="Times New Roman" w:hAnsi="Times New Roman" w:eastAsia="微软雅黑" w:cs="黑体"/>
-                <w:sz w:val="21"/>
-                <w:lang w:eastAsia="zh-CN"/>
-              </w:rPr>
-              <w:t>{% endif %}</w:t>
-            </w:r>
-          </w:p>
-        </w:tc>
-      </w:tr>
-      <w:tr>
-        <w:tblPrEx>
-          <w:tblBorders>
-            <w:top w:val="single" w:color="43A5A1" w:sz="18" w:space="0"/>
-            <w:left w:val="none" w:color="auto" w:sz="0" w:space="0"/>
-            <w:bottom w:val="single" w:color="43A5A1" w:sz="4" w:space="0"/>
-            <w:right w:val="none" w:color="auto" w:sz="0" w:space="0"/>
-            <w:insideH w:val="single" w:color="43A5A1" w:sz="4" w:space="0"/>
-            <w:insideV w:val="single" w:color="43A5A1" w:sz="4" w:space="0"/>
-          </w:tblBorders>
-          <w:shd w:val="clear" w:color="auto" w:fill="auto"/>
-          <w:tblCellMar>
-            <w:top w:w="0" w:type="dxa"/>
-            <w:left w:w="108" w:type="dxa"/>
-            <w:bottom w:w="0" w:type="dxa"/>
-            <w:right w:w="108" w:type="dxa"/>
-          </w:tblCellMar>
-        </w:tblPrEx>
-        <w:trPr>
-          <w:trHeight w:val="386" w:hRule="atLeast"/>
-          <w:jc w:val="center"/>
-        </w:trPr>
-        <w:tc>
-          <w:tcPr>
             <w:tcW w:w="9870" w:type="dxa"/>
             <w:gridSpan w:val="3"/>
             <w:tcBorders>
@@ -5206,10 +5216,10 @@
           <w:szCs w:val="28"/>
         </w:rPr>
       </w:pPr>
-      <w:bookmarkStart w:id="11" w:name="_Toc17451"/>
+      <w:bookmarkStart w:id="11" w:name="_Toc11015_WPSOffice_Level1"/>
       <w:bookmarkStart w:id="12" w:name="_Toc7021_WPSOffice_Level1"/>
       <w:bookmarkStart w:id="13" w:name="_Toc26731"/>
-      <w:bookmarkStart w:id="14" w:name="_Toc11015_WPSOffice_Level1"/>
+      <w:bookmarkStart w:id="14" w:name="_Toc17451"/>
       <w:bookmarkStart w:id="15" w:name="_Toc18062_WPSOffice_Level1"/>
       <w:bookmarkStart w:id="16" w:name="_Toc20862"/>
       <w:bookmarkStart w:id="17" w:name="_Toc99614287"/>
@@ -5442,14 +5452,14 @@
           <w:color w:val="43A5A1"/>
         </w:rPr>
       </w:pPr>
-      <w:bookmarkStart w:id="21" w:name="_Toc99614288"/>
-      <w:bookmarkStart w:id="22" w:name="_Toc24809"/>
-      <w:bookmarkStart w:id="23" w:name="_Toc25920"/>
-      <w:bookmarkStart w:id="24" w:name="_Toc16576"/>
-      <w:bookmarkStart w:id="25" w:name="_Toc23369_WPSOffice_Level1"/>
-      <w:bookmarkStart w:id="26" w:name="_Toc18058"/>
-      <w:bookmarkStart w:id="27" w:name="_Toc986"/>
-      <w:bookmarkStart w:id="28" w:name="_Toc6221_WPSOffice_Level1"/>
+      <w:bookmarkStart w:id="21" w:name="_Toc25920"/>
+      <w:bookmarkStart w:id="22" w:name="_Toc16576"/>
+      <w:bookmarkStart w:id="23" w:name="_Toc18058"/>
+      <w:bookmarkStart w:id="24" w:name="_Toc23369_WPSOffice_Level1"/>
+      <w:bookmarkStart w:id="25" w:name="_Toc986"/>
+      <w:bookmarkStart w:id="26" w:name="_Toc24809"/>
+      <w:bookmarkStart w:id="27" w:name="_Toc6221_WPSOffice_Level1"/>
+      <w:bookmarkStart w:id="28" w:name="_Toc99614288"/>
       <w:r>
         <w:rPr>
           <w:rFonts w:hint="eastAsia"/>
@@ -5504,6 +5514,12 @@
             <w:insideH w:val="single" w:color="000000" w:themeColor="text1" w:sz="4" w:space="0"/>
             <w:insideV w:val="single" w:color="000000" w:themeColor="text1" w:sz="4" w:space="0"/>
           </w:tblBorders>
+          <w:tblCellMar>
+            <w:top w:w="0" w:type="dxa"/>
+            <w:left w:w="0" w:type="dxa"/>
+            <w:bottom w:w="0" w:type="dxa"/>
+            <w:right w:w="0" w:type="dxa"/>
+          </w:tblCellMar>
         </w:tblPrEx>
         <w:trPr>
           <w:trHeight w:val="490" w:hRule="atLeast"/>
@@ -6316,7 +6332,7 @@
                 </mc:Choice>
                 <mc:Fallback>
                   <w:pict>
-                    <v:group id="_x0000_s1026" o:spid="_x0000_s1026" o:spt="203" style="position:absolute;left:0pt;margin-left:4.1pt;margin-top:-0.85pt;height:28.6pt;width:304.15pt;z-index:251665408;mso-width-relative:page;mso-height-relative:page;" coordorigin="16180,19893" coordsize="6083,572" o:gfxdata="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">
+                    <v:group id="_x0000_s1026" o:spid="_x0000_s1026" o:spt="203" style="position:absolute;left:0pt;margin-left:4.1pt;margin-top:-0.85pt;height:28.6pt;width:304.15pt;z-index:251665408;mso-width-relative:page;mso-height-relative:page;" coordorigin="16180,19893" coordsize="6083,572" o:gfxdata="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">
                       <o:lock v:ext="edit" aspectratio="f"/>
                       <v:shape id="_x0000_s1026" o:spid="_x0000_s1026" o:spt="75" type="#_x0000_t75" style="position:absolute;left:16180;top:19893;height:432;width:554;" filled="f" o:preferrelative="t" stroked="f" coordsize="21600,21600" o:gfxdata="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">
                         <v:fill on="f" focussize="0,0"/>
@@ -6611,12 +6627,12 @@
       </w:pPr>
       <w:bookmarkStart w:id="29" w:name="_Toc20136_WPSOffice_Level1"/>
       <w:bookmarkStart w:id="30" w:name="_Toc24387"/>
-      <w:bookmarkStart w:id="31" w:name="_Toc24235"/>
-      <w:bookmarkStart w:id="32" w:name="_Toc29805"/>
-      <w:bookmarkStart w:id="33" w:name="_Toc2781"/>
-      <w:bookmarkStart w:id="34" w:name="_Toc22132"/>
-      <w:bookmarkStart w:id="35" w:name="_Toc99614289"/>
-      <w:bookmarkStart w:id="36" w:name="_Toc19898_WPSOffice_Level1"/>
+      <w:bookmarkStart w:id="31" w:name="_Toc2781"/>
+      <w:bookmarkStart w:id="32" w:name="_Toc99614289"/>
+      <w:bookmarkStart w:id="33" w:name="_Toc19898_WPSOffice_Level1"/>
+      <w:bookmarkStart w:id="34" w:name="_Toc29805"/>
+      <w:bookmarkStart w:id="35" w:name="_Toc24235"/>
+      <w:bookmarkStart w:id="36" w:name="_Toc22132"/>
       <w:r>
         <w:rPr>
           <w:color w:val="43A5A1"/>
@@ -6640,14 +6656,14 @@
           <w:color w:val="41A5A1"/>
         </w:rPr>
       </w:pPr>
-      <w:bookmarkStart w:id="37" w:name="_Toc11015_WPSOffice_Level2"/>
-      <w:bookmarkStart w:id="38" w:name="_Toc99614290"/>
-      <w:bookmarkStart w:id="39" w:name="_Toc15378"/>
-      <w:bookmarkStart w:id="40" w:name="_Toc15063"/>
-      <w:bookmarkStart w:id="41" w:name="_Toc9088"/>
-      <w:bookmarkStart w:id="42" w:name="_Toc9952"/>
+      <w:bookmarkStart w:id="37" w:name="_Toc23375"/>
+      <w:bookmarkStart w:id="38" w:name="_Toc15063"/>
+      <w:bookmarkStart w:id="39" w:name="_Toc9952"/>
+      <w:bookmarkStart w:id="40" w:name="_Toc15378"/>
+      <w:bookmarkStart w:id="41" w:name="_Toc11015_WPSOffice_Level2"/>
+      <w:bookmarkStart w:id="42" w:name="_Toc9088"/>
       <w:bookmarkStart w:id="43" w:name="_Toc18062_WPSOffice_Level2"/>
-      <w:bookmarkStart w:id="44" w:name="_Toc23375"/>
+      <w:bookmarkStart w:id="44" w:name="_Toc99614290"/>
       <w:r>
         <w:rPr>
           <w:color w:val="41A5A1"/>
@@ -6682,13 +6698,13 @@
         </w:rPr>
       </w:pPr>
       <w:bookmarkStart w:id="45" w:name="_Toc4339"/>
-      <w:bookmarkStart w:id="46" w:name="_Toc6221_WPSOffice_Level2"/>
-      <w:bookmarkStart w:id="47" w:name="_Toc17526"/>
-      <w:bookmarkStart w:id="48" w:name="_Toc99614291"/>
-      <w:bookmarkStart w:id="49" w:name="_Toc7551_WPSOffice_Level2"/>
-      <w:bookmarkStart w:id="50" w:name="_Toc25737"/>
-      <w:bookmarkStart w:id="51" w:name="_Toc6385"/>
-      <w:bookmarkStart w:id="52" w:name="_Toc17662"/>
+      <w:bookmarkStart w:id="46" w:name="_Toc7551_WPSOffice_Level2"/>
+      <w:bookmarkStart w:id="47" w:name="_Toc25737"/>
+      <w:bookmarkStart w:id="48" w:name="_Toc17526"/>
+      <w:bookmarkStart w:id="49" w:name="_Toc6385"/>
+      <w:bookmarkStart w:id="50" w:name="_Toc17662"/>
+      <w:bookmarkStart w:id="51" w:name="_Toc99614291"/>
+      <w:bookmarkStart w:id="52" w:name="_Toc6221_WPSOffice_Level2"/>
       <w:r>
         <w:rPr>
           <w:rFonts w:hint="eastAsia" w:ascii="Times New Roman" w:hAnsi="Times New Roman" w:eastAsia="微软雅黑" w:cs="Times New Roman"/>
@@ -6819,11 +6835,12 @@
               <w:pStyle w:val="20"/>
               <w:jc w:val="center"/>
               <w:rPr>
-                <w:rFonts w:ascii="Times New Roman" w:hAnsi="Times New Roman" w:eastAsia="微软雅黑" w:cs="Times New Roman"/>
+                <w:rFonts w:hint="eastAsia" w:ascii="Times New Roman" w:hAnsi="Times New Roman" w:eastAsia="微软雅黑" w:cs="Times New Roman"/>
                 <w:b/>
                 <w:color w:val="FFFFFF" w:themeColor="background1"/>
                 <w:sz w:val="21"/>
                 <w:szCs w:val="21"/>
+                <w:lang w:eastAsia="zh-CN"/>
                 <w14:textFill>
                   <w14:solidFill>
                     <w14:schemeClr w14:val="bg1"/>
@@ -6833,18 +6850,19 @@
             </w:pPr>
             <w:r>
               <w:rPr>
-                <w:rFonts w:ascii="Times New Roman" w:hAnsi="Times New Roman" w:eastAsia="微软雅黑" w:cs="Times New Roman"/>
+                <w:rFonts w:hint="eastAsia" w:ascii="Times New Roman" w:hAnsi="Times New Roman" w:eastAsia="微软雅黑" w:cs="Times New Roman"/>
                 <w:b/>
                 <w:color w:val="FFFFFF" w:themeColor="background1"/>
                 <w:sz w:val="21"/>
                 <w:szCs w:val="21"/>
+                <w:lang w:eastAsia="zh-CN"/>
                 <w14:textFill>
                   <w14:solidFill>
                     <w14:schemeClr w14:val="bg1"/>
                   </w14:solidFill>
                 </w14:textFill>
               </w:rPr>
-              <w:t>突变基因</w:t>
+              <w:t>检测基因</w:t>
             </w:r>
           </w:p>
         </w:tc>
@@ -9146,7 +9164,7 @@
                 <w:szCs w:val="18"/>
                 <w:lang w:eastAsia="zh-CN"/>
               </w:rPr>
-              <w:t>{{ tip.comutation }}</w:t>
+              <w:t>{{ tip.comutation1 }}</w:t>
             </w:r>
           </w:p>
         </w:tc>
@@ -9179,7 +9197,7 @@
                 <w:szCs w:val="18"/>
                 <w:lang w:eastAsia="zh-CN"/>
               </w:rPr>
-              <w:t>-</w:t>
+              <w:t>{{ tip.comutation }}</w:t>
             </w:r>
           </w:p>
         </w:tc>
@@ -11768,18 +11786,7 @@
           <w:shd w:val="clear" w:color="auto" w:fill="FFFFFF"/>
           <w:lang w:eastAsia="zh-CN"/>
         </w:rPr>
-        <w:t>免疫治疗相关指标/基因是指既往研究支持的可能与免疫</w:t>
-      </w:r>
-      <w:bookmarkStart w:id="259" w:name="_GoBack"/>
-      <w:bookmarkEnd w:id="259"/>
-      <w:r>
-        <w:rPr>
-          <w:rFonts w:hint="eastAsia" w:ascii="微软雅黑" w:hAnsi="微软雅黑" w:eastAsia="微软雅黑" w:cs="微软雅黑"/>
-          <w:bCs/>
-          <w:shd w:val="clear" w:color="auto" w:fill="FFFFFF"/>
-          <w:lang w:eastAsia="zh-CN"/>
-        </w:rPr>
-        <w:t>治疗疗效有关的变异基因，但患者检测到的变异可能与文献报道的基因变异不完全一致，部分基因变异的致病性和临床意义不明或缺乏功能验证结果。本报告所列举的指标/基因临床解读仅供参考，具体决策请结合其他检测结果和临床实际谨慎用药。</w:t>
+        <w:t>免疫治疗相关指标/基因是指既往研究支持的可能与免疫治疗疗效有关的变异基因，但患者检测到的变异可能与文献报道的基因变异不完全一致，部分基因变异的致病性和临床意义不明或缺乏功能验证结果。本报告所列举的指标/基因临床解读仅供参考，具体决策请结合其他检测结果和临床实际谨慎用药。</w:t>
       </w:r>
     </w:p>
     <w:p>
@@ -11843,14 +11850,14 @@
       <w:bookmarkEnd w:id="50"/>
       <w:bookmarkEnd w:id="51"/>
       <w:bookmarkEnd w:id="52"/>
-      <w:bookmarkStart w:id="53" w:name="_Toc32443_WPSOffice_Level1"/>
-      <w:bookmarkStart w:id="54" w:name="_Toc14141"/>
-      <w:bookmarkStart w:id="55" w:name="_Toc180"/>
-      <w:bookmarkStart w:id="56" w:name="_Toc23903"/>
-      <w:bookmarkStart w:id="57" w:name="_Toc10141"/>
-      <w:bookmarkStart w:id="58" w:name="_Toc99614293"/>
-      <w:bookmarkStart w:id="59" w:name="_Toc23846_WPSOffice_Level1"/>
-      <w:bookmarkStart w:id="60" w:name="_Toc4331_WPSOffice_Level1"/>
+      <w:bookmarkStart w:id="53" w:name="_Toc23903"/>
+      <w:bookmarkStart w:id="54" w:name="_Toc180"/>
+      <w:bookmarkStart w:id="55" w:name="_Toc99614293"/>
+      <w:bookmarkStart w:id="56" w:name="_Toc23846_WPSOffice_Level1"/>
+      <w:bookmarkStart w:id="57" w:name="_Toc32443_WPSOffice_Level1"/>
+      <w:bookmarkStart w:id="58" w:name="_Toc14141"/>
+      <w:bookmarkStart w:id="59" w:name="_Toc4331_WPSOffice_Level1"/>
+      <w:bookmarkStart w:id="60" w:name="_Toc10141"/>
       <w:bookmarkStart w:id="61" w:name="_Toc25727"/>
       <w:r>
         <w:rPr>
@@ -12724,15 +12731,15 @@
         </w:rPr>
       </w:pPr>
       <w:bookmarkStart w:id="62" w:name="_Toc26395"/>
-      <w:bookmarkStart w:id="63" w:name="_Toc99614298"/>
-      <w:bookmarkStart w:id="64" w:name="_Toc21764_WPSOffice_Level1"/>
-      <w:bookmarkStart w:id="65" w:name="_Toc27302"/>
-      <w:bookmarkStart w:id="66" w:name="_Toc13428"/>
-      <w:bookmarkStart w:id="67" w:name="_Toc13698"/>
-      <w:bookmarkStart w:id="68" w:name="_Toc10858"/>
-      <w:bookmarkStart w:id="69" w:name="_Toc28240"/>
+      <w:bookmarkStart w:id="63" w:name="_Toc27302"/>
+      <w:bookmarkStart w:id="64" w:name="_Toc28240"/>
+      <w:bookmarkStart w:id="65" w:name="_Toc13698"/>
+      <w:bookmarkStart w:id="66" w:name="_Toc99614298"/>
+      <w:bookmarkStart w:id="67" w:name="_Toc10858"/>
+      <w:bookmarkStart w:id="68" w:name="_Toc1707_WPSOffice_Level1"/>
+      <w:bookmarkStart w:id="69" w:name="_Toc13428"/>
       <w:bookmarkStart w:id="70" w:name="_Toc13196_WPSOffice_Level1"/>
-      <w:bookmarkStart w:id="71" w:name="_Toc1707_WPSOffice_Level1"/>
+      <w:bookmarkStart w:id="71" w:name="_Toc21764_WPSOffice_Level1"/>
       <w:r>
         <w:rPr>
           <w:rFonts w:hint="eastAsia"/>
@@ -17150,7 +17157,7 @@
           <w:szCs w:val="24"/>
           <w:lang w:eastAsia="zh-CN"/>
         </w:rPr>
-        <w:t>{{ tdd.comutation }}</w:t>
+        <w:t>{{ tdd.comutation1 }}</w:t>
       </w:r>
     </w:p>
     <w:tbl>
@@ -17191,6 +17198,12 @@
             <w:insideH w:val="single" w:color="auto" w:sz="4" w:space="0"/>
             <w:insideV w:val="single" w:color="auto" w:sz="4" w:space="0"/>
           </w:tblBorders>
+          <w:tblCellMar>
+            <w:top w:w="0" w:type="dxa"/>
+            <w:left w:w="108" w:type="dxa"/>
+            <w:bottom w:w="0" w:type="dxa"/>
+            <w:right w:w="108" w:type="dxa"/>
+          </w:tblCellMar>
         </w:tblPrEx>
         <w:trPr>
           <w:trHeight w:val="417" w:hRule="atLeast"/>
@@ -17264,8 +17277,10 @@
                 <w:szCs w:val="18"/>
                 <w:lang w:eastAsia="zh-CN"/>
               </w:rPr>
-              <w:t>-</w:t>
-            </w:r>
+              <w:t>{{tdd.comutation}}</w:t>
+            </w:r>
+            <w:bookmarkStart w:id="259" w:name="_GoBack"/>
+            <w:bookmarkEnd w:id="259"/>
           </w:p>
         </w:tc>
       </w:tr>
@@ -21159,14 +21174,14 @@
         </w:rPr>
       </w:pPr>
       <w:bookmarkStart w:id="75" w:name="_Toc99614295"/>
-      <w:bookmarkStart w:id="76" w:name="_Toc1707_WPSOffice_Level2"/>
-      <w:bookmarkStart w:id="77" w:name="_Toc99614297"/>
-      <w:bookmarkStart w:id="78" w:name="_Toc16347"/>
-      <w:bookmarkStart w:id="79" w:name="_Toc26649"/>
-      <w:bookmarkStart w:id="80" w:name="_Toc21764_WPSOffice_Level2"/>
-      <w:bookmarkStart w:id="81" w:name="_Toc14132"/>
+      <w:bookmarkStart w:id="76" w:name="_Toc26649"/>
+      <w:bookmarkStart w:id="77" w:name="_Toc839"/>
+      <w:bookmarkStart w:id="78" w:name="_Toc1707_WPSOffice_Level2"/>
+      <w:bookmarkStart w:id="79" w:name="_Toc16347"/>
+      <w:bookmarkStart w:id="80" w:name="_Toc14132"/>
+      <w:bookmarkStart w:id="81" w:name="_Toc99614297"/>
       <w:bookmarkStart w:id="82" w:name="_Toc14828"/>
-      <w:bookmarkStart w:id="83" w:name="_Toc839"/>
+      <w:bookmarkStart w:id="83" w:name="_Toc21764_WPSOffice_Level2"/>
       <w:r>
         <w:rPr>
           <w:rFonts w:hint="eastAsia"/>
@@ -21235,6 +21250,12 @@
             <w:insideH w:val="single" w:color="A4A4A4" w:sz="4" w:space="0"/>
             <w:insideV w:val="single" w:color="A4A4A4" w:sz="4" w:space="0"/>
           </w:tblBorders>
+          <w:tblCellMar>
+            <w:top w:w="0" w:type="dxa"/>
+            <w:left w:w="108" w:type="dxa"/>
+            <w:bottom w:w="0" w:type="dxa"/>
+            <w:right w:w="108" w:type="dxa"/>
+          </w:tblCellMar>
         </w:tblPrEx>
         <w:trPr>
           <w:trHeight w:val="482" w:hRule="atLeast"/>
@@ -26786,13 +26807,13 @@
           <w:color w:val="43A5A1"/>
         </w:rPr>
       </w:pPr>
-      <w:bookmarkStart w:id="84" w:name="_Toc20558"/>
-      <w:bookmarkStart w:id="85" w:name="_Toc99614302"/>
+      <w:bookmarkStart w:id="84" w:name="_Toc99614302"/>
+      <w:bookmarkStart w:id="85" w:name="_Toc20558"/>
       <w:bookmarkStart w:id="86" w:name="_Toc27629"/>
       <w:bookmarkStart w:id="87" w:name="_Toc11896_WPSOffice_Level1"/>
-      <w:bookmarkStart w:id="88" w:name="_Toc11193_WPSOffice_Level1"/>
-      <w:bookmarkStart w:id="89" w:name="_Toc23688"/>
-      <w:bookmarkStart w:id="90" w:name="_Toc28810_WPSOffice_Level1"/>
+      <w:bookmarkStart w:id="88" w:name="_Toc28810_WPSOffice_Level1"/>
+      <w:bookmarkStart w:id="89" w:name="_Toc11193_WPSOffice_Level1"/>
+      <w:bookmarkStart w:id="90" w:name="_Toc23688"/>
       <w:r>
         <w:rPr>
           <w:rFonts w:hint="eastAsia"/>
@@ -26817,13 +26838,13 @@
           <w:lang w:eastAsia="zh-CN"/>
         </w:rPr>
       </w:pPr>
-      <w:bookmarkStart w:id="91" w:name="_Toc19280_WPSOffice_Level2"/>
-      <w:bookmarkStart w:id="92" w:name="_Toc11193_WPSOffice_Level2"/>
-      <w:bookmarkStart w:id="93" w:name="_Toc31515_WPSOffice_Level2"/>
-      <w:bookmarkStart w:id="94" w:name="_Toc17111_WPSOffice_Level2"/>
-      <w:bookmarkStart w:id="95" w:name="_Toc3488_WPSOffice_Level2"/>
-      <w:bookmarkStart w:id="96" w:name="_Toc6931_WPSOffice_Level2"/>
-      <w:bookmarkStart w:id="97" w:name="_Toc6304_WPSOffice_Level2"/>
+      <w:bookmarkStart w:id="91" w:name="_Toc17111_WPSOffice_Level2"/>
+      <w:bookmarkStart w:id="92" w:name="_Toc31515_WPSOffice_Level2"/>
+      <w:bookmarkStart w:id="93" w:name="_Toc6304_WPSOffice_Level2"/>
+      <w:bookmarkStart w:id="94" w:name="_Toc6931_WPSOffice_Level2"/>
+      <w:bookmarkStart w:id="95" w:name="_Toc11193_WPSOffice_Level2"/>
+      <w:bookmarkStart w:id="96" w:name="_Toc3488_WPSOffice_Level2"/>
+      <w:bookmarkStart w:id="97" w:name="_Toc19280_WPSOffice_Level2"/>
       <w:r>
         <w:rPr>
           <w:rFonts w:hint="eastAsia" w:ascii="Times New Roman" w:hAnsi="Times New Roman" w:eastAsia="微软雅黑" w:cs="Times New Roman"/>
@@ -27317,13 +27338,13 @@
           <w:lang w:eastAsia="zh-CN"/>
         </w:rPr>
       </w:pPr>
-      <w:bookmarkStart w:id="98" w:name="_Toc14645_WPSOffice_Level2"/>
+      <w:bookmarkStart w:id="98" w:name="_Toc12087_WPSOffice_Level2"/>
       <w:bookmarkStart w:id="99" w:name="_Toc2822_WPSOffice_Level2"/>
-      <w:bookmarkStart w:id="100" w:name="_Toc31138_WPSOffice_Level2"/>
-      <w:bookmarkStart w:id="101" w:name="_Toc26578_WPSOffice_Level2"/>
-      <w:bookmarkStart w:id="102" w:name="_Toc12087_WPSOffice_Level2"/>
-      <w:bookmarkStart w:id="103" w:name="_Toc25864_WPSOffice_Level2"/>
-      <w:bookmarkStart w:id="104" w:name="_Toc29205_WPSOffice_Level2"/>
+      <w:bookmarkStart w:id="100" w:name="_Toc14645_WPSOffice_Level2"/>
+      <w:bookmarkStart w:id="101" w:name="_Toc31138_WPSOffice_Level2"/>
+      <w:bookmarkStart w:id="102" w:name="_Toc26578_WPSOffice_Level2"/>
+      <w:bookmarkStart w:id="103" w:name="_Toc29205_WPSOffice_Level2"/>
+      <w:bookmarkStart w:id="104" w:name="_Toc25864_WPSOffice_Level2"/>
       <w:r>
         <w:rPr>
           <w:rFonts w:hint="eastAsia" w:ascii="Times New Roman" w:hAnsi="Times New Roman" w:eastAsia="微软雅黑" w:cs="Times New Roman"/>
@@ -27465,13 +27486,13 @@
                 <w:szCs w:val="18"/>
               </w:rPr>
             </w:pPr>
-            <w:bookmarkStart w:id="105" w:name="_Toc3819_WPSOffice_Level2"/>
-            <w:bookmarkStart w:id="106" w:name="_Toc18696_WPSOffice_Level2"/>
-            <w:bookmarkStart w:id="107" w:name="_Toc5261_WPSOffice_Level2"/>
-            <w:bookmarkStart w:id="108" w:name="_Toc23221_WPSOffice_Level2"/>
-            <w:bookmarkStart w:id="109" w:name="_Toc17905_WPSOffice_Level2"/>
+            <w:bookmarkStart w:id="105" w:name="_Toc18696_WPSOffice_Level2"/>
+            <w:bookmarkStart w:id="106" w:name="_Toc5261_WPSOffice_Level2"/>
+            <w:bookmarkStart w:id="107" w:name="_Toc3819_WPSOffice_Level2"/>
+            <w:bookmarkStart w:id="108" w:name="_Toc17905_WPSOffice_Level2"/>
+            <w:bookmarkStart w:id="109" w:name="_Toc5660_WPSOffice_Level2"/>
             <w:bookmarkStart w:id="110" w:name="_Toc31020_WPSOffice_Level2"/>
-            <w:bookmarkStart w:id="111" w:name="_Toc5660_WPSOffice_Level2"/>
+            <w:bookmarkStart w:id="111" w:name="_Toc23221_WPSOffice_Level2"/>
             <w:r>
               <w:rPr>
                 <w:rFonts w:hint="eastAsia" w:ascii="Times New Roman" w:hAnsi="Times New Roman" w:eastAsia="微软雅黑" w:cs="Times New Roman"/>
@@ -27974,13 +27995,13 @@
                 <w:szCs w:val="18"/>
               </w:rPr>
             </w:pPr>
-            <w:bookmarkStart w:id="112" w:name="_Toc2588_WPSOffice_Level2"/>
-            <w:bookmarkStart w:id="113" w:name="_Toc24626_WPSOffice_Level2"/>
-            <w:bookmarkStart w:id="114" w:name="_Toc20683_WPSOffice_Level2"/>
-            <w:bookmarkStart w:id="115" w:name="_Toc23388_WPSOffice_Level2"/>
-            <w:bookmarkStart w:id="116" w:name="_Toc15300_WPSOffice_Level2"/>
+            <w:bookmarkStart w:id="112" w:name="_Toc23388_WPSOffice_Level2"/>
+            <w:bookmarkStart w:id="113" w:name="_Toc15300_WPSOffice_Level2"/>
+            <w:bookmarkStart w:id="114" w:name="_Toc24626_WPSOffice_Level2"/>
+            <w:bookmarkStart w:id="115" w:name="_Toc11554_WPSOffice_Level2"/>
+            <w:bookmarkStart w:id="116" w:name="_Toc2588_WPSOffice_Level2"/>
             <w:bookmarkStart w:id="117" w:name="_Toc28235_WPSOffice_Level2"/>
-            <w:bookmarkStart w:id="118" w:name="_Toc11554_WPSOffice_Level2"/>
+            <w:bookmarkStart w:id="118" w:name="_Toc20683_WPSOffice_Level2"/>
             <w:r>
               <w:rPr>
                 <w:rFonts w:hint="eastAsia" w:ascii="Times New Roman" w:hAnsi="Times New Roman" w:eastAsia="微软雅黑" w:cs="Times New Roman"/>
@@ -28483,13 +28504,13 @@
                 <w:szCs w:val="18"/>
               </w:rPr>
             </w:pPr>
-            <w:bookmarkStart w:id="119" w:name="_Toc31650_WPSOffice_Level2"/>
+            <w:bookmarkStart w:id="119" w:name="_Toc12493_WPSOffice_Level2"/>
             <w:bookmarkStart w:id="120" w:name="_Toc16027_WPSOffice_Level2"/>
-            <w:bookmarkStart w:id="121" w:name="_Toc12493_WPSOffice_Level2"/>
-            <w:bookmarkStart w:id="122" w:name="_Toc30071_WPSOffice_Level2"/>
-            <w:bookmarkStart w:id="123" w:name="_Toc19892_WPSOffice_Level2"/>
-            <w:bookmarkStart w:id="124" w:name="_Toc22590_WPSOffice_Level2"/>
-            <w:bookmarkStart w:id="125" w:name="_Toc18182_WPSOffice_Level2"/>
+            <w:bookmarkStart w:id="121" w:name="_Toc30071_WPSOffice_Level2"/>
+            <w:bookmarkStart w:id="122" w:name="_Toc31650_WPSOffice_Level2"/>
+            <w:bookmarkStart w:id="123" w:name="_Toc22590_WPSOffice_Level2"/>
+            <w:bookmarkStart w:id="124" w:name="_Toc18182_WPSOffice_Level2"/>
+            <w:bookmarkStart w:id="125" w:name="_Toc19892_WPSOffice_Level2"/>
             <w:r>
               <w:rPr>
                 <w:rFonts w:hint="eastAsia" w:ascii="Times New Roman" w:hAnsi="Times New Roman" w:eastAsia="微软雅黑" w:cs="Times New Roman"/>
@@ -28992,13 +29013,13 @@
                 <w:szCs w:val="18"/>
               </w:rPr>
             </w:pPr>
-            <w:bookmarkStart w:id="126" w:name="_Toc8398_WPSOffice_Level2"/>
-            <w:bookmarkStart w:id="127" w:name="_Toc31447_WPSOffice_Level2"/>
-            <w:bookmarkStart w:id="128" w:name="_Toc28312_WPSOffice_Level2"/>
-            <w:bookmarkStart w:id="129" w:name="_Toc19289_WPSOffice_Level2"/>
-            <w:bookmarkStart w:id="130" w:name="_Toc28534_WPSOffice_Level2"/>
-            <w:bookmarkStart w:id="131" w:name="_Toc11689_WPSOffice_Level2"/>
-            <w:bookmarkStart w:id="132" w:name="_Toc20571_WPSOffice_Level2"/>
+            <w:bookmarkStart w:id="126" w:name="_Toc28312_WPSOffice_Level2"/>
+            <w:bookmarkStart w:id="127" w:name="_Toc8398_WPSOffice_Level2"/>
+            <w:bookmarkStart w:id="128" w:name="_Toc20571_WPSOffice_Level2"/>
+            <w:bookmarkStart w:id="129" w:name="_Toc28534_WPSOffice_Level2"/>
+            <w:bookmarkStart w:id="130" w:name="_Toc11689_WPSOffice_Level2"/>
+            <w:bookmarkStart w:id="131" w:name="_Toc19289_WPSOffice_Level2"/>
+            <w:bookmarkStart w:id="132" w:name="_Toc31447_WPSOffice_Level2"/>
             <w:r>
               <w:rPr>
                 <w:rFonts w:hint="eastAsia" w:ascii="Times New Roman" w:hAnsi="Times New Roman" w:eastAsia="微软雅黑" w:cs="Times New Roman"/>
@@ -29501,13 +29522,13 @@
                 <w:szCs w:val="18"/>
               </w:rPr>
             </w:pPr>
-            <w:bookmarkStart w:id="133" w:name="_Toc6645_WPSOffice_Level2"/>
-            <w:bookmarkStart w:id="134" w:name="_Toc13225_WPSOffice_Level2"/>
-            <w:bookmarkStart w:id="135" w:name="_Toc5164_WPSOffice_Level2"/>
-            <w:bookmarkStart w:id="136" w:name="_Toc6863_WPSOffice_Level2"/>
-            <w:bookmarkStart w:id="137" w:name="_Toc6170_WPSOffice_Level2"/>
+            <w:bookmarkStart w:id="133" w:name="_Toc2683_WPSOffice_Level2"/>
+            <w:bookmarkStart w:id="134" w:name="_Toc6645_WPSOffice_Level2"/>
+            <w:bookmarkStart w:id="135" w:name="_Toc6863_WPSOffice_Level2"/>
+            <w:bookmarkStart w:id="136" w:name="_Toc6170_WPSOffice_Level2"/>
+            <w:bookmarkStart w:id="137" w:name="_Toc5164_WPSOffice_Level2"/>
             <w:bookmarkStart w:id="138" w:name="_Toc5423_WPSOffice_Level2"/>
-            <w:bookmarkStart w:id="139" w:name="_Toc2683_WPSOffice_Level2"/>
+            <w:bookmarkStart w:id="139" w:name="_Toc13225_WPSOffice_Level2"/>
             <w:r>
               <w:rPr>
                 <w:rFonts w:hint="eastAsia" w:ascii="Times New Roman" w:hAnsi="Times New Roman" w:eastAsia="微软雅黑" w:cs="Times New Roman"/>
@@ -30010,13 +30031,13 @@
                 <w:szCs w:val="18"/>
               </w:rPr>
             </w:pPr>
-            <w:bookmarkStart w:id="140" w:name="_Toc24628_WPSOffice_Level2"/>
-            <w:bookmarkStart w:id="141" w:name="_Toc29762_WPSOffice_Level2"/>
-            <w:bookmarkStart w:id="142" w:name="_Toc13817_WPSOffice_Level2"/>
-            <w:bookmarkStart w:id="143" w:name="_Toc3387_WPSOffice_Level2"/>
+            <w:bookmarkStart w:id="140" w:name="_Toc29762_WPSOffice_Level2"/>
+            <w:bookmarkStart w:id="141" w:name="_Toc13817_WPSOffice_Level2"/>
+            <w:bookmarkStart w:id="142" w:name="_Toc3387_WPSOffice_Level2"/>
+            <w:bookmarkStart w:id="143" w:name="_Toc24628_WPSOffice_Level2"/>
             <w:bookmarkStart w:id="144" w:name="_Toc12046_WPSOffice_Level2"/>
-            <w:bookmarkStart w:id="145" w:name="_Toc5860_WPSOffice_Level2"/>
-            <w:bookmarkStart w:id="146" w:name="_Toc6323_WPSOffice_Level2"/>
+            <w:bookmarkStart w:id="145" w:name="_Toc6323_WPSOffice_Level2"/>
+            <w:bookmarkStart w:id="146" w:name="_Toc5860_WPSOffice_Level2"/>
             <w:r>
               <w:rPr>
                 <w:rFonts w:hint="eastAsia" w:ascii="Times New Roman" w:hAnsi="Times New Roman" w:eastAsia="微软雅黑" w:cs="Times New Roman"/>
@@ -30520,12 +30541,12 @@
               </w:rPr>
             </w:pPr>
             <w:bookmarkStart w:id="147" w:name="_Toc708_WPSOffice_Level2"/>
-            <w:bookmarkStart w:id="148" w:name="_Toc15619_WPSOffice_Level2"/>
+            <w:bookmarkStart w:id="148" w:name="_Toc11082_WPSOffice_Level2"/>
             <w:bookmarkStart w:id="149" w:name="_Toc22500_WPSOffice_Level2"/>
-            <w:bookmarkStart w:id="150" w:name="_Toc31905_WPSOffice_Level2"/>
-            <w:bookmarkStart w:id="151" w:name="_Toc11082_WPSOffice_Level2"/>
+            <w:bookmarkStart w:id="150" w:name="_Toc15619_WPSOffice_Level2"/>
+            <w:bookmarkStart w:id="151" w:name="_Toc6004_WPSOffice_Level2"/>
             <w:bookmarkStart w:id="152" w:name="_Toc13244_WPSOffice_Level2"/>
-            <w:bookmarkStart w:id="153" w:name="_Toc6004_WPSOffice_Level2"/>
+            <w:bookmarkStart w:id="153" w:name="_Toc31905_WPSOffice_Level2"/>
             <w:r>
               <w:rPr>
                 <w:rFonts w:hint="eastAsia" w:ascii="Times New Roman" w:hAnsi="Times New Roman" w:eastAsia="微软雅黑" w:cs="Times New Roman"/>
@@ -31027,13 +31048,13 @@
                 <w:szCs w:val="18"/>
               </w:rPr>
             </w:pPr>
-            <w:bookmarkStart w:id="154" w:name="_Toc13664_WPSOffice_Level2"/>
-            <w:bookmarkStart w:id="155" w:name="_Toc7586_WPSOffice_Level2"/>
-            <w:bookmarkStart w:id="156" w:name="_Toc23443_WPSOffice_Level2"/>
-            <w:bookmarkStart w:id="157" w:name="_Toc4042_WPSOffice_Level2"/>
-            <w:bookmarkStart w:id="158" w:name="_Toc23537_WPSOffice_Level2"/>
-            <w:bookmarkStart w:id="159" w:name="_Toc15479_WPSOffice_Level2"/>
-            <w:bookmarkStart w:id="160" w:name="_Toc21560_WPSOffice_Level2"/>
+            <w:bookmarkStart w:id="154" w:name="_Toc15479_WPSOffice_Level2"/>
+            <w:bookmarkStart w:id="155" w:name="_Toc21560_WPSOffice_Level2"/>
+            <w:bookmarkStart w:id="156" w:name="_Toc7586_WPSOffice_Level2"/>
+            <w:bookmarkStart w:id="157" w:name="_Toc23537_WPSOffice_Level2"/>
+            <w:bookmarkStart w:id="158" w:name="_Toc4042_WPSOffice_Level2"/>
+            <w:bookmarkStart w:id="159" w:name="_Toc13664_WPSOffice_Level2"/>
+            <w:bookmarkStart w:id="160" w:name="_Toc23443_WPSOffice_Level2"/>
             <w:r>
               <w:rPr>
                 <w:rFonts w:hint="eastAsia" w:ascii="Times New Roman" w:hAnsi="Times New Roman" w:eastAsia="微软雅黑" w:cs="Times New Roman"/>
@@ -31535,13 +31556,13 @@
                 <w:szCs w:val="18"/>
               </w:rPr>
             </w:pPr>
-            <w:bookmarkStart w:id="161" w:name="_Toc29193_WPSOffice_Level2"/>
+            <w:bookmarkStart w:id="161" w:name="_Toc2337_WPSOffice_Level2"/>
             <w:bookmarkStart w:id="162" w:name="_Toc22039_WPSOffice_Level2"/>
-            <w:bookmarkStart w:id="163" w:name="_Toc2337_WPSOffice_Level2"/>
+            <w:bookmarkStart w:id="163" w:name="_Toc5629_WPSOffice_Level2"/>
             <w:bookmarkStart w:id="164" w:name="_Toc28498_WPSOffice_Level2"/>
-            <w:bookmarkStart w:id="165" w:name="_Toc11254_WPSOffice_Level2"/>
-            <w:bookmarkStart w:id="166" w:name="_Toc5629_WPSOffice_Level2"/>
-            <w:bookmarkStart w:id="167" w:name="_Toc10575_WPSOffice_Level2"/>
+            <w:bookmarkStart w:id="165" w:name="_Toc10575_WPSOffice_Level2"/>
+            <w:bookmarkStart w:id="166" w:name="_Toc29193_WPSOffice_Level2"/>
+            <w:bookmarkStart w:id="167" w:name="_Toc11254_WPSOffice_Level2"/>
             <w:r>
               <w:rPr>
                 <w:rFonts w:hint="eastAsia" w:ascii="Times New Roman" w:hAnsi="Times New Roman" w:eastAsia="微软雅黑" w:cs="Times New Roman"/>
@@ -32044,12 +32065,12 @@
               </w:rPr>
             </w:pPr>
             <w:bookmarkStart w:id="168" w:name="_Toc13246_WPSOffice_Level2"/>
-            <w:bookmarkStart w:id="169" w:name="_Toc17621_WPSOffice_Level2"/>
-            <w:bookmarkStart w:id="170" w:name="_Toc8519_WPSOffice_Level2"/>
+            <w:bookmarkStart w:id="169" w:name="_Toc8985_WPSOffice_Level2"/>
+            <w:bookmarkStart w:id="170" w:name="_Toc2613_WPSOffice_Level2"/>
             <w:bookmarkStart w:id="171" w:name="_Toc17668_WPSOffice_Level2"/>
-            <w:bookmarkStart w:id="172" w:name="_Toc2613_WPSOffice_Level2"/>
+            <w:bookmarkStart w:id="172" w:name="_Toc8519_WPSOffice_Level2"/>
             <w:bookmarkStart w:id="173" w:name="_Toc18866_WPSOffice_Level2"/>
-            <w:bookmarkStart w:id="174" w:name="_Toc8985_WPSOffice_Level2"/>
+            <w:bookmarkStart w:id="174" w:name="_Toc17621_WPSOffice_Level2"/>
             <w:r>
               <w:rPr>
                 <w:rFonts w:hint="eastAsia" w:ascii="Times New Roman" w:hAnsi="Times New Roman" w:eastAsia="微软雅黑" w:cs="Times New Roman"/>
@@ -32551,13 +32572,13 @@
                 <w:szCs w:val="18"/>
               </w:rPr>
             </w:pPr>
-            <w:bookmarkStart w:id="175" w:name="_Toc12027_WPSOffice_Level2"/>
+            <w:bookmarkStart w:id="175" w:name="_Toc24337_WPSOffice_Level2"/>
             <w:bookmarkStart w:id="176" w:name="_Toc23413_WPSOffice_Level2"/>
-            <w:bookmarkStart w:id="177" w:name="_Toc25338_WPSOffice_Level2"/>
-            <w:bookmarkStart w:id="178" w:name="_Toc6654_WPSOffice_Level2"/>
-            <w:bookmarkStart w:id="179" w:name="_Toc2334_WPSOffice_Level2"/>
-            <w:bookmarkStart w:id="180" w:name="_Toc12118_WPSOffice_Level2"/>
-            <w:bookmarkStart w:id="181" w:name="_Toc24337_WPSOffice_Level2"/>
+            <w:bookmarkStart w:id="177" w:name="_Toc12027_WPSOffice_Level2"/>
+            <w:bookmarkStart w:id="178" w:name="_Toc12118_WPSOffice_Level2"/>
+            <w:bookmarkStart w:id="179" w:name="_Toc25338_WPSOffice_Level2"/>
+            <w:bookmarkStart w:id="180" w:name="_Toc6654_WPSOffice_Level2"/>
+            <w:bookmarkStart w:id="181" w:name="_Toc2334_WPSOffice_Level2"/>
             <w:r>
               <w:rPr>
                 <w:rFonts w:hint="eastAsia" w:ascii="Times New Roman" w:hAnsi="Times New Roman" w:eastAsia="微软雅黑" w:cs="Times New Roman"/>
@@ -33060,11 +33081,11 @@
               </w:rPr>
             </w:pPr>
             <w:bookmarkStart w:id="182" w:name="_Toc20271_WPSOffice_Level2"/>
-            <w:bookmarkStart w:id="183" w:name="_Toc17254_WPSOffice_Level2"/>
-            <w:bookmarkStart w:id="184" w:name="_Toc28807_WPSOffice_Level2"/>
-            <w:bookmarkStart w:id="185" w:name="_Toc17711_WPSOffice_Level2"/>
-            <w:bookmarkStart w:id="186" w:name="_Toc5840_WPSOffice_Level2"/>
-            <w:bookmarkStart w:id="187" w:name="_Toc6074_WPSOffice_Level2"/>
+            <w:bookmarkStart w:id="183" w:name="_Toc28807_WPSOffice_Level2"/>
+            <w:bookmarkStart w:id="184" w:name="_Toc5840_WPSOffice_Level2"/>
+            <w:bookmarkStart w:id="185" w:name="_Toc6074_WPSOffice_Level2"/>
+            <w:bookmarkStart w:id="186" w:name="_Toc17254_WPSOffice_Level2"/>
+            <w:bookmarkStart w:id="187" w:name="_Toc17711_WPSOffice_Level2"/>
             <w:bookmarkStart w:id="188" w:name="_Toc20736_WPSOffice_Level2"/>
             <w:r>
               <w:rPr>
@@ -33567,13 +33588,13 @@
                 <w:szCs w:val="18"/>
               </w:rPr>
             </w:pPr>
-            <w:bookmarkStart w:id="189" w:name="_Toc18295_WPSOffice_Level2"/>
-            <w:bookmarkStart w:id="190" w:name="_Toc22623_WPSOffice_Level2"/>
-            <w:bookmarkStart w:id="191" w:name="_Toc18813_WPSOffice_Level2"/>
+            <w:bookmarkStart w:id="189" w:name="_Toc22623_WPSOffice_Level2"/>
+            <w:bookmarkStart w:id="190" w:name="_Toc24586_WPSOffice_Level2"/>
+            <w:bookmarkStart w:id="191" w:name="_Toc31683_WPSOffice_Level2"/>
             <w:bookmarkStart w:id="192" w:name="_Toc26031_WPSOffice_Level2"/>
-            <w:bookmarkStart w:id="193" w:name="_Toc18784_WPSOffice_Level2"/>
-            <w:bookmarkStart w:id="194" w:name="_Toc24586_WPSOffice_Level2"/>
-            <w:bookmarkStart w:id="195" w:name="_Toc31683_WPSOffice_Level2"/>
+            <w:bookmarkStart w:id="193" w:name="_Toc18295_WPSOffice_Level2"/>
+            <w:bookmarkStart w:id="194" w:name="_Toc18813_WPSOffice_Level2"/>
+            <w:bookmarkStart w:id="195" w:name="_Toc18784_WPSOffice_Level2"/>
             <w:r>
               <w:rPr>
                 <w:rFonts w:hint="eastAsia" w:ascii="Times New Roman" w:hAnsi="Times New Roman" w:eastAsia="微软雅黑" w:cs="Times New Roman"/>
@@ -34569,13 +34590,13 @@
                 <w:szCs w:val="18"/>
               </w:rPr>
             </w:pPr>
-            <w:bookmarkStart w:id="196" w:name="_Toc2455_WPSOffice_Level2"/>
-            <w:bookmarkStart w:id="197" w:name="_Toc30144_WPSOffice_Level2"/>
-            <w:bookmarkStart w:id="198" w:name="_Toc22167_WPSOffice_Level2"/>
-            <w:bookmarkStart w:id="199" w:name="_Toc15930_WPSOffice_Level2"/>
-            <w:bookmarkStart w:id="200" w:name="_Toc25837_WPSOffice_Level2"/>
-            <w:bookmarkStart w:id="201" w:name="_Toc11576_WPSOffice_Level2"/>
-            <w:bookmarkStart w:id="202" w:name="_Toc31152_WPSOffice_Level2"/>
+            <w:bookmarkStart w:id="196" w:name="_Toc25837_WPSOffice_Level2"/>
+            <w:bookmarkStart w:id="197" w:name="_Toc31152_WPSOffice_Level2"/>
+            <w:bookmarkStart w:id="198" w:name="_Toc11576_WPSOffice_Level2"/>
+            <w:bookmarkStart w:id="199" w:name="_Toc22167_WPSOffice_Level2"/>
+            <w:bookmarkStart w:id="200" w:name="_Toc2455_WPSOffice_Level2"/>
+            <w:bookmarkStart w:id="201" w:name="_Toc15930_WPSOffice_Level2"/>
+            <w:bookmarkStart w:id="202" w:name="_Toc30144_WPSOffice_Level2"/>
             <w:r>
               <w:rPr>
                 <w:rFonts w:hint="eastAsia" w:ascii="Times New Roman" w:hAnsi="Times New Roman" w:eastAsia="微软雅黑" w:cs="Times New Roman"/>
@@ -35077,12 +35098,12 @@
                 <w:szCs w:val="18"/>
               </w:rPr>
             </w:pPr>
-            <w:bookmarkStart w:id="203" w:name="_Toc10927_WPSOffice_Level2"/>
+            <w:bookmarkStart w:id="203" w:name="_Toc6105_WPSOffice_Level2"/>
             <w:bookmarkStart w:id="204" w:name="_Toc18298_WPSOffice_Level2"/>
-            <w:bookmarkStart w:id="205" w:name="_Toc21218_WPSOffice_Level2"/>
-            <w:bookmarkStart w:id="206" w:name="_Toc6105_WPSOffice_Level2"/>
+            <w:bookmarkStart w:id="205" w:name="_Toc10927_WPSOffice_Level2"/>
+            <w:bookmarkStart w:id="206" w:name="_Toc24581_WPSOffice_Level2"/>
             <w:bookmarkStart w:id="207" w:name="_Toc21844_WPSOffice_Level2"/>
-            <w:bookmarkStart w:id="208" w:name="_Toc24581_WPSOffice_Level2"/>
+            <w:bookmarkStart w:id="208" w:name="_Toc21218_WPSOffice_Level2"/>
             <w:bookmarkStart w:id="209" w:name="_Toc17817_WPSOffice_Level2"/>
             <w:r>
               <w:rPr>
@@ -35585,12 +35606,12 @@
                 <w:szCs w:val="18"/>
               </w:rPr>
             </w:pPr>
-            <w:bookmarkStart w:id="210" w:name="_Toc22953_WPSOffice_Level2"/>
-            <w:bookmarkStart w:id="211" w:name="_Toc7518_WPSOffice_Level2"/>
-            <w:bookmarkStart w:id="212" w:name="_Toc26632_WPSOffice_Level2"/>
-            <w:bookmarkStart w:id="213" w:name="_Toc20673_WPSOffice_Level2"/>
-            <w:bookmarkStart w:id="214" w:name="_Toc32618_WPSOffice_Level2"/>
-            <w:bookmarkStart w:id="215" w:name="_Toc3881_WPSOffice_Level2"/>
+            <w:bookmarkStart w:id="210" w:name="_Toc26632_WPSOffice_Level2"/>
+            <w:bookmarkStart w:id="211" w:name="_Toc32618_WPSOffice_Level2"/>
+            <w:bookmarkStart w:id="212" w:name="_Toc7518_WPSOffice_Level2"/>
+            <w:bookmarkStart w:id="213" w:name="_Toc22953_WPSOffice_Level2"/>
+            <w:bookmarkStart w:id="214" w:name="_Toc3881_WPSOffice_Level2"/>
+            <w:bookmarkStart w:id="215" w:name="_Toc20673_WPSOffice_Level2"/>
             <w:bookmarkStart w:id="216" w:name="_Toc5805_WPSOffice_Level2"/>
             <w:r>
               <w:rPr>
@@ -36093,13 +36114,13 @@
                 <w:szCs w:val="18"/>
               </w:rPr>
             </w:pPr>
-            <w:bookmarkStart w:id="217" w:name="_Toc9505_WPSOffice_Level2"/>
-            <w:bookmarkStart w:id="218" w:name="_Toc31722_WPSOffice_Level2"/>
-            <w:bookmarkStart w:id="219" w:name="_Toc14661_WPSOffice_Level2"/>
-            <w:bookmarkStart w:id="220" w:name="_Toc25299_WPSOffice_Level2"/>
-            <w:bookmarkStart w:id="221" w:name="_Toc22431_WPSOffice_Level2"/>
-            <w:bookmarkStart w:id="222" w:name="_Toc22629_WPSOffice_Level2"/>
-            <w:bookmarkStart w:id="223" w:name="_Toc15940_WPSOffice_Level2"/>
+            <w:bookmarkStart w:id="217" w:name="_Toc25299_WPSOffice_Level2"/>
+            <w:bookmarkStart w:id="218" w:name="_Toc22431_WPSOffice_Level2"/>
+            <w:bookmarkStart w:id="219" w:name="_Toc22629_WPSOffice_Level2"/>
+            <w:bookmarkStart w:id="220" w:name="_Toc15940_WPSOffice_Level2"/>
+            <w:bookmarkStart w:id="221" w:name="_Toc14661_WPSOffice_Level2"/>
+            <w:bookmarkStart w:id="222" w:name="_Toc9505_WPSOffice_Level2"/>
+            <w:bookmarkStart w:id="223" w:name="_Toc31722_WPSOffice_Level2"/>
             <w:r>
               <w:rPr>
                 <w:rFonts w:hint="eastAsia" w:ascii="Times New Roman" w:hAnsi="Times New Roman" w:eastAsia="微软雅黑" w:cs="Times New Roman"/>
@@ -36606,8 +36627,8 @@
             <w:bookmarkStart w:id="226" w:name="_Toc24372_WPSOffice_Level2"/>
             <w:bookmarkStart w:id="227" w:name="_Toc20849_WPSOffice_Level2"/>
             <w:bookmarkStart w:id="228" w:name="_Toc4328_WPSOffice_Level2"/>
-            <w:bookmarkStart w:id="229" w:name="_Toc27188_WPSOffice_Level2"/>
-            <w:bookmarkStart w:id="230" w:name="_Toc27147_WPSOffice_Level2"/>
+            <w:bookmarkStart w:id="229" w:name="_Toc27147_WPSOffice_Level2"/>
+            <w:bookmarkStart w:id="230" w:name="_Toc27188_WPSOffice_Level2"/>
             <w:r>
               <w:rPr>
                 <w:rFonts w:hint="eastAsia" w:ascii="Times New Roman" w:hAnsi="Times New Roman" w:eastAsia="微软雅黑" w:cs="Times New Roman"/>
@@ -37621,8 +37642,8 @@
             <w:bookmarkStart w:id="239" w:name="_Toc1557_WPSOffice_Level2"/>
             <w:bookmarkStart w:id="240" w:name="_Toc6069_WPSOffice_Level2"/>
             <w:bookmarkStart w:id="241" w:name="_Toc17938_WPSOffice_Level2"/>
-            <w:bookmarkStart w:id="242" w:name="_Toc3049_WPSOffice_Level2"/>
-            <w:bookmarkStart w:id="243" w:name="_Toc12685_WPSOffice_Level2"/>
+            <w:bookmarkStart w:id="242" w:name="_Toc12685_WPSOffice_Level2"/>
+            <w:bookmarkStart w:id="243" w:name="_Toc3049_WPSOffice_Level2"/>
             <w:bookmarkStart w:id="244" w:name="_Toc17440_WPSOffice_Level2"/>
             <w:r>
               <w:rPr>
@@ -38126,12 +38147,12 @@
               </w:rPr>
             </w:pPr>
             <w:bookmarkStart w:id="245" w:name="_Toc18427_WPSOffice_Level2"/>
-            <w:bookmarkStart w:id="246" w:name="_Toc25956_WPSOffice_Level2"/>
-            <w:bookmarkStart w:id="247" w:name="_Toc21686_WPSOffice_Level2"/>
-            <w:bookmarkStart w:id="248" w:name="_Toc28180_WPSOffice_Level2"/>
-            <w:bookmarkStart w:id="249" w:name="_Toc19766_WPSOffice_Level2"/>
-            <w:bookmarkStart w:id="250" w:name="_Toc29816_WPSOffice_Level2"/>
-            <w:bookmarkStart w:id="251" w:name="_Toc27824_WPSOffice_Level2"/>
+            <w:bookmarkStart w:id="246" w:name="_Toc28180_WPSOffice_Level2"/>
+            <w:bookmarkStart w:id="247" w:name="_Toc29816_WPSOffice_Level2"/>
+            <w:bookmarkStart w:id="248" w:name="_Toc19766_WPSOffice_Level2"/>
+            <w:bookmarkStart w:id="249" w:name="_Toc25956_WPSOffice_Level2"/>
+            <w:bookmarkStart w:id="250" w:name="_Toc27824_WPSOffice_Level2"/>
+            <w:bookmarkStart w:id="251" w:name="_Toc21686_WPSOffice_Level2"/>
             <w:r>
               <w:rPr>
                 <w:rFonts w:hint="eastAsia" w:ascii="Times New Roman" w:hAnsi="Times New Roman" w:eastAsia="微软雅黑" w:cs="Times New Roman"/>
@@ -38634,12 +38655,12 @@
               </w:rPr>
             </w:pPr>
             <w:bookmarkStart w:id="252" w:name="_Toc24661_WPSOffice_Level2"/>
-            <w:bookmarkStart w:id="253" w:name="_Toc7268_WPSOffice_Level2"/>
-            <w:bookmarkStart w:id="254" w:name="_Toc9870_WPSOffice_Level2"/>
-            <w:bookmarkStart w:id="255" w:name="_Toc27941_WPSOffice_Level2"/>
-            <w:bookmarkStart w:id="256" w:name="_Toc20570_WPSOffice_Level2"/>
-            <w:bookmarkStart w:id="257" w:name="_Toc19658_WPSOffice_Level2"/>
-            <w:bookmarkStart w:id="258" w:name="_Toc8959_WPSOffice_Level2"/>
+            <w:bookmarkStart w:id="253" w:name="_Toc27941_WPSOffice_Level2"/>
+            <w:bookmarkStart w:id="254" w:name="_Toc7268_WPSOffice_Level2"/>
+            <w:bookmarkStart w:id="255" w:name="_Toc9870_WPSOffice_Level2"/>
+            <w:bookmarkStart w:id="256" w:name="_Toc19658_WPSOffice_Level2"/>
+            <w:bookmarkStart w:id="257" w:name="_Toc8959_WPSOffice_Level2"/>
+            <w:bookmarkStart w:id="258" w:name="_Toc20570_WPSOffice_Level2"/>
             <w:r>
               <w:rPr>
                 <w:rFonts w:hint="eastAsia" w:ascii="Times New Roman" w:hAnsi="Times New Roman" w:eastAsia="微软雅黑" w:cs="Times New Roman"/>
@@ -42778,7 +42799,6 @@
   <customSectProps>
     <customSectPr/>
     <customSectPr/>
-    <customSectPr/>
   </customSectProps>
   <customShpExts>
     <customShpInfo spid="_x0000_s1026" textRotate="1"/>
